--- a/Quant_Aptitude/Profit&Loss/Profit&Loss.docx
+++ b/Quant_Aptitude/Profit&Loss/Profit&Loss.docx
@@ -433,8 +433,6 @@
       <w:pPr>
         <w:pStyle w:val="ListParagraph"/>
       </w:pPr>
-      <w:bookmarkStart w:id="0" w:name="_GoBack"/>
-      <w:bookmarkEnd w:id="0"/>
     </w:p>
     <w:p>
       <w:pPr>
@@ -498,6 +496,337 @@
           <w:shd w:val="clear" w:color="auto" w:fill="FFFFFF"/>
         </w:rPr>
         <w:t>. 6. Gain percent is:</w:t>
+      </w:r>
+    </w:p>
+    <w:p>
+      <w:pPr>
+        <w:pStyle w:val="ListParagraph"/>
+      </w:pPr>
+    </w:p>
+    <w:p>
+      <w:pPr>
+        <w:pStyle w:val="ListParagraph"/>
+        <w:numPr>
+          <w:ilvl w:val="0"/>
+          <w:numId w:val="1"/>
+        </w:numPr>
+      </w:pPr>
+      <w:r>
+        <w:rPr>
+          <w:rFonts w:ascii="Arial" w:hAnsi="Arial" w:cs="Arial"/>
+          <w:shd w:val="clear" w:color="auto" w:fill="FFFFFF"/>
+        </w:rPr>
+        <w:t xml:space="preserve">On selling 17 balls at </w:t>
+      </w:r>
+      <w:proofErr w:type="spellStart"/>
+      <w:r>
+        <w:rPr>
+          <w:rFonts w:ascii="Arial" w:hAnsi="Arial" w:cs="Arial"/>
+          <w:shd w:val="clear" w:color="auto" w:fill="FFFFFF"/>
+        </w:rPr>
+        <w:t>Rs</w:t>
+      </w:r>
+      <w:proofErr w:type="spellEnd"/>
+      <w:r>
+        <w:rPr>
+          <w:rFonts w:ascii="Arial" w:hAnsi="Arial" w:cs="Arial"/>
+          <w:shd w:val="clear" w:color="auto" w:fill="FFFFFF"/>
+        </w:rPr>
+        <w:t>. 720, there is a loss equal to the cost </w:t>
+      </w:r>
+      <w:hyperlink r:id="rId5" w:history="1">
+        <w:r>
+          <w:rPr>
+            <w:rStyle w:val="Hyperlink"/>
+          </w:rPr>
+          <w:t> </w:t>
+        </w:r>
+        <w:r>
+          <w:rPr>
+            <w:rStyle w:val="google-anno-t"/>
+            <w:color w:val="0000FF"/>
+            <w:u w:val="single"/>
+          </w:rPr>
+          <w:t>price</w:t>
+        </w:r>
+      </w:hyperlink>
+      <w:r>
+        <w:rPr>
+          <w:rFonts w:ascii="Arial" w:hAnsi="Arial" w:cs="Arial"/>
+          <w:shd w:val="clear" w:color="auto" w:fill="FFFFFF"/>
+        </w:rPr>
+        <w:t xml:space="preserve"> of </w:t>
+      </w:r>
+      <w:proofErr w:type="gramStart"/>
+      <w:r>
+        <w:rPr>
+          <w:rFonts w:ascii="Arial" w:hAnsi="Arial" w:cs="Arial"/>
+          <w:shd w:val="clear" w:color="auto" w:fill="FFFFFF"/>
+        </w:rPr>
+        <w:t>5</w:t>
+      </w:r>
+      <w:proofErr w:type="gramEnd"/>
+      <w:r>
+        <w:rPr>
+          <w:rFonts w:ascii="Arial" w:hAnsi="Arial" w:cs="Arial"/>
+          <w:shd w:val="clear" w:color="auto" w:fill="FFFFFF"/>
+        </w:rPr>
+        <w:t xml:space="preserve"> balls. The cost price of a ball is</w:t>
+      </w:r>
+    </w:p>
+    <w:p>
+      <w:pPr>
+        <w:pStyle w:val="ListParagraph"/>
+      </w:pPr>
+    </w:p>
+    <w:p>
+      <w:pPr>
+        <w:pStyle w:val="ListParagraph"/>
+        <w:numPr>
+          <w:ilvl w:val="0"/>
+          <w:numId w:val="1"/>
+        </w:numPr>
+      </w:pPr>
+      <w:r>
+        <w:rPr>
+          <w:rFonts w:ascii="Arial" w:hAnsi="Arial" w:cs="Arial"/>
+          <w:shd w:val="clear" w:color="auto" w:fill="FFFFFF"/>
+        </w:rPr>
+        <w:t xml:space="preserve">When a plot </w:t>
+      </w:r>
+      <w:proofErr w:type="gramStart"/>
+      <w:r>
+        <w:rPr>
+          <w:rFonts w:ascii="Arial" w:hAnsi="Arial" w:cs="Arial"/>
+          <w:shd w:val="clear" w:color="auto" w:fill="FFFFFF"/>
+        </w:rPr>
+        <w:t>is sold</w:t>
+      </w:r>
+      <w:proofErr w:type="gramEnd"/>
+      <w:r>
+        <w:rPr>
+          <w:rFonts w:ascii="Arial" w:hAnsi="Arial" w:cs="Arial"/>
+          <w:shd w:val="clear" w:color="auto" w:fill="FFFFFF"/>
+        </w:rPr>
+        <w:t xml:space="preserve"> for </w:t>
+      </w:r>
+      <w:proofErr w:type="spellStart"/>
+      <w:r>
+        <w:rPr>
+          <w:rFonts w:ascii="Arial" w:hAnsi="Arial" w:cs="Arial"/>
+          <w:shd w:val="clear" w:color="auto" w:fill="FFFFFF"/>
+        </w:rPr>
+        <w:t>Rs</w:t>
+      </w:r>
+      <w:proofErr w:type="spellEnd"/>
+      <w:r>
+        <w:rPr>
+          <w:rFonts w:ascii="Arial" w:hAnsi="Arial" w:cs="Arial"/>
+          <w:shd w:val="clear" w:color="auto" w:fill="FFFFFF"/>
+        </w:rPr>
+        <w:t xml:space="preserve">. 18,700, the owner loses 15%. At what price </w:t>
+      </w:r>
+      <w:proofErr w:type="gramStart"/>
+      <w:r>
+        <w:rPr>
+          <w:rFonts w:ascii="Arial" w:hAnsi="Arial" w:cs="Arial"/>
+          <w:shd w:val="clear" w:color="auto" w:fill="FFFFFF"/>
+        </w:rPr>
+        <w:t>must that plot be sold</w:t>
+      </w:r>
+      <w:proofErr w:type="gramEnd"/>
+      <w:r>
+        <w:rPr>
+          <w:rFonts w:ascii="Arial" w:hAnsi="Arial" w:cs="Arial"/>
+          <w:shd w:val="clear" w:color="auto" w:fill="FFFFFF"/>
+        </w:rPr>
+        <w:t xml:space="preserve"> in order to gain 15%?</w:t>
+      </w:r>
+    </w:p>
+    <w:p>
+      <w:pPr>
+        <w:pStyle w:val="ListParagraph"/>
+      </w:pPr>
+    </w:p>
+    <w:p>
+      <w:pPr>
+        <w:pStyle w:val="ListParagraph"/>
+        <w:numPr>
+          <w:ilvl w:val="0"/>
+          <w:numId w:val="1"/>
+        </w:numPr>
+      </w:pPr>
+      <w:proofErr w:type="gramStart"/>
+      <w:r>
+        <w:rPr>
+          <w:rFonts w:ascii="Arial" w:hAnsi="Arial" w:cs="Arial"/>
+          <w:shd w:val="clear" w:color="auto" w:fill="FFFFFF"/>
+        </w:rPr>
+        <w:t>100</w:t>
+      </w:r>
+      <w:proofErr w:type="gramEnd"/>
+      <w:r>
+        <w:rPr>
+          <w:rFonts w:ascii="Arial" w:hAnsi="Arial" w:cs="Arial"/>
+          <w:shd w:val="clear" w:color="auto" w:fill="FFFFFF"/>
+        </w:rPr>
+        <w:t xml:space="preserve"> oranges are bought at the rate of </w:t>
+      </w:r>
+      <w:proofErr w:type="spellStart"/>
+      <w:r>
+        <w:rPr>
+          <w:rFonts w:ascii="Arial" w:hAnsi="Arial" w:cs="Arial"/>
+          <w:shd w:val="clear" w:color="auto" w:fill="FFFFFF"/>
+        </w:rPr>
+        <w:t>Rs</w:t>
+      </w:r>
+      <w:proofErr w:type="spellEnd"/>
+      <w:r>
+        <w:rPr>
+          <w:rFonts w:ascii="Arial" w:hAnsi="Arial" w:cs="Arial"/>
+          <w:shd w:val="clear" w:color="auto" w:fill="FFFFFF"/>
+        </w:rPr>
+        <w:t xml:space="preserve">. 350 and sold at the rate of </w:t>
+      </w:r>
+      <w:proofErr w:type="spellStart"/>
+      <w:r>
+        <w:rPr>
+          <w:rFonts w:ascii="Arial" w:hAnsi="Arial" w:cs="Arial"/>
+          <w:shd w:val="clear" w:color="auto" w:fill="FFFFFF"/>
+        </w:rPr>
+        <w:t>Rs</w:t>
+      </w:r>
+      <w:proofErr w:type="spellEnd"/>
+      <w:r>
+        <w:rPr>
+          <w:rFonts w:ascii="Arial" w:hAnsi="Arial" w:cs="Arial"/>
+          <w:shd w:val="clear" w:color="auto" w:fill="FFFFFF"/>
+        </w:rPr>
+        <w:t>. 48 per dozen. The percentage of profit or loss is:</w:t>
+      </w:r>
+    </w:p>
+    <w:p>
+      <w:pPr>
+        <w:pStyle w:val="ListParagraph"/>
+      </w:pPr>
+    </w:p>
+    <w:p>
+      <w:pPr>
+        <w:pStyle w:val="ListParagraph"/>
+        <w:numPr>
+          <w:ilvl w:val="0"/>
+          <w:numId w:val="1"/>
+        </w:numPr>
+      </w:pPr>
+      <w:r>
+        <w:rPr>
+          <w:rFonts w:ascii="Arial" w:hAnsi="Arial" w:cs="Arial"/>
+          <w:shd w:val="clear" w:color="auto" w:fill="FFFFFF"/>
+        </w:rPr>
+        <w:t xml:space="preserve">A shopkeeper sells one transistor for </w:t>
+      </w:r>
+      <w:proofErr w:type="spellStart"/>
+      <w:r>
+        <w:rPr>
+          <w:rFonts w:ascii="Arial" w:hAnsi="Arial" w:cs="Arial"/>
+          <w:shd w:val="clear" w:color="auto" w:fill="FFFFFF"/>
+        </w:rPr>
+        <w:t>Rs</w:t>
+      </w:r>
+      <w:proofErr w:type="spellEnd"/>
+      <w:r>
+        <w:rPr>
+          <w:rFonts w:ascii="Arial" w:hAnsi="Arial" w:cs="Arial"/>
+          <w:shd w:val="clear" w:color="auto" w:fill="FFFFFF"/>
+        </w:rPr>
+        <w:t xml:space="preserve">. 840 at a gain of 20% and another for </w:t>
+      </w:r>
+      <w:proofErr w:type="spellStart"/>
+      <w:r>
+        <w:rPr>
+          <w:rFonts w:ascii="Arial" w:hAnsi="Arial" w:cs="Arial"/>
+          <w:shd w:val="clear" w:color="auto" w:fill="FFFFFF"/>
+        </w:rPr>
+        <w:t>Rs</w:t>
+      </w:r>
+      <w:proofErr w:type="spellEnd"/>
+      <w:r>
+        <w:rPr>
+          <w:rFonts w:ascii="Arial" w:hAnsi="Arial" w:cs="Arial"/>
+          <w:shd w:val="clear" w:color="auto" w:fill="FFFFFF"/>
+        </w:rPr>
+        <w:t>. 960 at a loss of 4%. His total gain or loss percent is:</w:t>
+      </w:r>
+    </w:p>
+    <w:p>
+      <w:pPr>
+        <w:pStyle w:val="ListParagraph"/>
+      </w:pPr>
+      <w:bookmarkStart w:id="0" w:name="_GoBack"/>
+      <w:bookmarkEnd w:id="0"/>
+    </w:p>
+    <w:p>
+      <w:pPr>
+        <w:pStyle w:val="ListParagraph"/>
+        <w:numPr>
+          <w:ilvl w:val="0"/>
+          <w:numId w:val="1"/>
+        </w:numPr>
+      </w:pPr>
+      <w:r>
+        <w:rPr>
+          <w:rFonts w:ascii="Arial" w:hAnsi="Arial" w:cs="Arial"/>
+          <w:shd w:val="clear" w:color="auto" w:fill="FFFFFF"/>
+        </w:rPr>
+        <w:t xml:space="preserve">A trader mixes 26 kg of rice at </w:t>
+      </w:r>
+      <w:proofErr w:type="spellStart"/>
+      <w:r>
+        <w:rPr>
+          <w:rFonts w:ascii="Arial" w:hAnsi="Arial" w:cs="Arial"/>
+          <w:shd w:val="clear" w:color="auto" w:fill="FFFFFF"/>
+        </w:rPr>
+        <w:t>Rs</w:t>
+      </w:r>
+      <w:proofErr w:type="spellEnd"/>
+      <w:r>
+        <w:rPr>
+          <w:rFonts w:ascii="Arial" w:hAnsi="Arial" w:cs="Arial"/>
+          <w:shd w:val="clear" w:color="auto" w:fill="FFFFFF"/>
+        </w:rPr>
+        <w:t xml:space="preserve">. 20 per kg with 30 kg of rice of other variety at </w:t>
+      </w:r>
+      <w:proofErr w:type="spellStart"/>
+      <w:r>
+        <w:rPr>
+          <w:rFonts w:ascii="Arial" w:hAnsi="Arial" w:cs="Arial"/>
+          <w:shd w:val="clear" w:color="auto" w:fill="FFFFFF"/>
+        </w:rPr>
+        <w:t>Rs</w:t>
+      </w:r>
+      <w:proofErr w:type="spellEnd"/>
+      <w:r>
+        <w:rPr>
+          <w:rFonts w:ascii="Arial" w:hAnsi="Arial" w:cs="Arial"/>
+          <w:shd w:val="clear" w:color="auto" w:fill="FFFFFF"/>
+        </w:rPr>
+        <w:t xml:space="preserve">. 36 per kg and sells the mixture at </w:t>
+      </w:r>
+      <w:proofErr w:type="spellStart"/>
+      <w:r>
+        <w:rPr>
+          <w:rFonts w:ascii="Arial" w:hAnsi="Arial" w:cs="Arial"/>
+          <w:shd w:val="clear" w:color="auto" w:fill="FFFFFF"/>
+        </w:rPr>
+        <w:t>Rs</w:t>
+      </w:r>
+      <w:proofErr w:type="spellEnd"/>
+      <w:r>
+        <w:rPr>
+          <w:rFonts w:ascii="Arial" w:hAnsi="Arial" w:cs="Arial"/>
+          <w:shd w:val="clear" w:color="auto" w:fill="FFFFFF"/>
+        </w:rPr>
+        <w:t>. 30 per kg. His profit percent is:</w:t>
       </w:r>
     </w:p>
     <w:sectPr>
@@ -1104,6 +1433,23 @@
       <w:contextualSpacing/>
     </w:pPr>
   </w:style>
+  <w:style w:type="character" w:styleId="Hyperlink">
+    <w:name w:val="Hyperlink"/>
+    <w:basedOn w:val="DefaultParagraphFont"/>
+    <w:uiPriority w:val="99"/>
+    <w:semiHidden/>
+    <w:unhideWhenUsed/>
+    <w:rsid w:val="0025470A"/>
+    <w:rPr>
+      <w:color w:val="0000FF"/>
+      <w:u w:val="single"/>
+    </w:rPr>
+  </w:style>
+  <w:style w:type="character" w:customStyle="1" w:styleId="google-anno-t">
+    <w:name w:val="google-anno-t"/>
+    <w:basedOn w:val="DefaultParagraphFont"/>
+    <w:rsid w:val="0025470A"/>
+  </w:style>
 </w:styles>
 </file>
 

--- a/Quant_Aptitude/Profit&Loss/Profit&Loss.docx
+++ b/Quant_Aptitude/Profit&Loss/Profit&Loss.docx
@@ -26,10 +26,18 @@
           <w:ilvl w:val="0"/>
           <w:numId w:val="1"/>
         </w:numPr>
-      </w:pPr>
-      <w:r>
-        <w:rPr>
-          <w:rFonts w:ascii="Arial" w:hAnsi="Arial" w:cs="Arial"/>
+        <w:jc w:val="both"/>
+        <w:rPr>
+          <w:rFonts w:ascii="Times New Roman" w:hAnsi="Times New Roman" w:cs="Times New Roman"/>
+          <w:sz w:val="27"/>
+          <w:szCs w:val="27"/>
+        </w:rPr>
+      </w:pPr>
+      <w:r>
+        <w:rPr>
+          <w:rFonts w:ascii="Times New Roman" w:hAnsi="Times New Roman" w:cs="Times New Roman"/>
+          <w:sz w:val="27"/>
+          <w:szCs w:val="27"/>
           <w:shd w:val="clear" w:color="auto" w:fill="FFFFFF"/>
         </w:rPr>
         <w:t xml:space="preserve">Alfred buys an old scooter for </w:t>
@@ -37,7 +45,9 @@
       <w:proofErr w:type="spellStart"/>
       <w:r>
         <w:rPr>
-          <w:rFonts w:ascii="Arial" w:hAnsi="Arial" w:cs="Arial"/>
+          <w:rFonts w:ascii="Times New Roman" w:hAnsi="Times New Roman" w:cs="Times New Roman"/>
+          <w:sz w:val="27"/>
+          <w:szCs w:val="27"/>
           <w:shd w:val="clear" w:color="auto" w:fill="FFFFFF"/>
         </w:rPr>
         <w:t>Rs</w:t>
@@ -45,7 +55,9 @@
       <w:proofErr w:type="spellEnd"/>
       <w:r>
         <w:rPr>
-          <w:rFonts w:ascii="Arial" w:hAnsi="Arial" w:cs="Arial"/>
+          <w:rFonts w:ascii="Times New Roman" w:hAnsi="Times New Roman" w:cs="Times New Roman"/>
+          <w:sz w:val="27"/>
+          <w:szCs w:val="27"/>
           <w:shd w:val="clear" w:color="auto" w:fill="FFFFFF"/>
         </w:rPr>
         <w:t xml:space="preserve">. 4700 and spends </w:t>
@@ -53,7 +65,9 @@
       <w:proofErr w:type="spellStart"/>
       <w:r>
         <w:rPr>
-          <w:rFonts w:ascii="Arial" w:hAnsi="Arial" w:cs="Arial"/>
+          <w:rFonts w:ascii="Times New Roman" w:hAnsi="Times New Roman" w:cs="Times New Roman"/>
+          <w:sz w:val="27"/>
+          <w:szCs w:val="27"/>
           <w:shd w:val="clear" w:color="auto" w:fill="FFFFFF"/>
         </w:rPr>
         <w:t>Rs</w:t>
@@ -61,7 +75,9 @@
       <w:proofErr w:type="spellEnd"/>
       <w:r>
         <w:rPr>
-          <w:rFonts w:ascii="Arial" w:hAnsi="Arial" w:cs="Arial"/>
+          <w:rFonts w:ascii="Times New Roman" w:hAnsi="Times New Roman" w:cs="Times New Roman"/>
+          <w:sz w:val="27"/>
+          <w:szCs w:val="27"/>
           <w:shd w:val="clear" w:color="auto" w:fill="FFFFFF"/>
         </w:rPr>
         <w:t xml:space="preserve">. 800 on its repairs. If he sells the scooter for </w:t>
@@ -69,7 +85,9 @@
       <w:proofErr w:type="spellStart"/>
       <w:r>
         <w:rPr>
-          <w:rFonts w:ascii="Arial" w:hAnsi="Arial" w:cs="Arial"/>
+          <w:rFonts w:ascii="Times New Roman" w:hAnsi="Times New Roman" w:cs="Times New Roman"/>
+          <w:sz w:val="27"/>
+          <w:szCs w:val="27"/>
           <w:shd w:val="clear" w:color="auto" w:fill="FFFFFF"/>
         </w:rPr>
         <w:t>Rs</w:t>
@@ -77,7 +95,9 @@
       <w:proofErr w:type="spellEnd"/>
       <w:r>
         <w:rPr>
-          <w:rFonts w:ascii="Arial" w:hAnsi="Arial" w:cs="Arial"/>
+          <w:rFonts w:ascii="Times New Roman" w:hAnsi="Times New Roman" w:cs="Times New Roman"/>
+          <w:sz w:val="27"/>
+          <w:szCs w:val="27"/>
           <w:shd w:val="clear" w:color="auto" w:fill="FFFFFF"/>
         </w:rPr>
         <w:t>. 5800, his gain percent is:</w:t>
@@ -86,6 +106,12 @@
     <w:p>
       <w:pPr>
         <w:pStyle w:val="ListParagraph"/>
+        <w:jc w:val="both"/>
+        <w:rPr>
+          <w:rFonts w:ascii="Times New Roman" w:hAnsi="Times New Roman" w:cs="Times New Roman"/>
+          <w:sz w:val="27"/>
+          <w:szCs w:val="27"/>
+        </w:rPr>
       </w:pPr>
     </w:p>
     <w:p>
@@ -95,44 +121,60 @@
           <w:ilvl w:val="0"/>
           <w:numId w:val="1"/>
         </w:numPr>
-      </w:pPr>
-      <w:r>
-        <w:rPr>
-          <w:rFonts w:ascii="Arial" w:hAnsi="Arial" w:cs="Arial"/>
+        <w:jc w:val="both"/>
+        <w:rPr>
+          <w:rFonts w:ascii="Times New Roman" w:hAnsi="Times New Roman" w:cs="Times New Roman"/>
+          <w:sz w:val="27"/>
+          <w:szCs w:val="27"/>
+        </w:rPr>
+      </w:pPr>
+      <w:r>
+        <w:rPr>
+          <w:rFonts w:ascii="Times New Roman" w:hAnsi="Times New Roman" w:cs="Times New Roman"/>
+          <w:sz w:val="27"/>
+          <w:szCs w:val="27"/>
           <w:shd w:val="clear" w:color="auto" w:fill="FFFFFF"/>
         </w:rPr>
         <w:t>The cost price of 20 articles is the same as the selling price of </w:t>
       </w:r>
       <w:r>
         <w:rPr>
-          <w:rFonts w:ascii="Arial" w:hAnsi="Arial" w:cs="Arial"/>
+          <w:rFonts w:ascii="Times New Roman" w:hAnsi="Times New Roman" w:cs="Times New Roman"/>
           <w:i/>
           <w:iCs/>
           <w:color w:val="CB3600"/>
+          <w:sz w:val="27"/>
+          <w:szCs w:val="27"/>
           <w:shd w:val="clear" w:color="auto" w:fill="FFFFFF"/>
         </w:rPr>
         <w:t>x</w:t>
       </w:r>
       <w:r>
         <w:rPr>
-          <w:rFonts w:ascii="Arial" w:hAnsi="Arial" w:cs="Arial"/>
+          <w:rFonts w:ascii="Times New Roman" w:hAnsi="Times New Roman" w:cs="Times New Roman"/>
+          <w:sz w:val="27"/>
+          <w:szCs w:val="27"/>
           <w:shd w:val="clear" w:color="auto" w:fill="FFFFFF"/>
         </w:rPr>
         <w:t> articles. If the profit is 25%, then the value of </w:t>
       </w:r>
       <w:r>
         <w:rPr>
-          <w:rFonts w:ascii="Arial" w:hAnsi="Arial" w:cs="Arial"/>
+          <w:rFonts w:ascii="Times New Roman" w:hAnsi="Times New Roman" w:cs="Times New Roman"/>
           <w:i/>
           <w:iCs/>
           <w:color w:val="CB3600"/>
+          <w:sz w:val="27"/>
+          <w:szCs w:val="27"/>
           <w:shd w:val="clear" w:color="auto" w:fill="FFFFFF"/>
         </w:rPr>
         <w:t>x</w:t>
       </w:r>
       <w:r>
         <w:rPr>
-          <w:rFonts w:ascii="Arial" w:hAnsi="Arial" w:cs="Arial"/>
+          <w:rFonts w:ascii="Times New Roman" w:hAnsi="Times New Roman" w:cs="Times New Roman"/>
+          <w:sz w:val="27"/>
+          <w:szCs w:val="27"/>
           <w:shd w:val="clear" w:color="auto" w:fill="FFFFFF"/>
         </w:rPr>
         <w:t> is:</w:t>
@@ -141,6 +183,12 @@
     <w:p>
       <w:pPr>
         <w:pStyle w:val="ListParagraph"/>
+        <w:jc w:val="both"/>
+        <w:rPr>
+          <w:rFonts w:ascii="Times New Roman" w:hAnsi="Times New Roman" w:cs="Times New Roman"/>
+          <w:sz w:val="27"/>
+          <w:szCs w:val="27"/>
+        </w:rPr>
       </w:pPr>
     </w:p>
     <w:p>
@@ -150,10 +198,18 @@
           <w:ilvl w:val="0"/>
           <w:numId w:val="1"/>
         </w:numPr>
-      </w:pPr>
-      <w:r>
-        <w:rPr>
-          <w:rFonts w:ascii="Arial" w:hAnsi="Arial" w:cs="Arial"/>
+        <w:jc w:val="both"/>
+        <w:rPr>
+          <w:rFonts w:ascii="Times New Roman" w:hAnsi="Times New Roman" w:cs="Times New Roman"/>
+          <w:sz w:val="27"/>
+          <w:szCs w:val="27"/>
+        </w:rPr>
+      </w:pPr>
+      <w:r>
+        <w:rPr>
+          <w:rFonts w:ascii="Times New Roman" w:hAnsi="Times New Roman" w:cs="Times New Roman"/>
+          <w:sz w:val="27"/>
+          <w:szCs w:val="27"/>
           <w:shd w:val="clear" w:color="auto" w:fill="FFFFFF"/>
         </w:rPr>
         <w:t xml:space="preserve">If selling price </w:t>
@@ -161,7 +217,9 @@
       <w:proofErr w:type="gramStart"/>
       <w:r>
         <w:rPr>
-          <w:rFonts w:ascii="Arial" w:hAnsi="Arial" w:cs="Arial"/>
+          <w:rFonts w:ascii="Times New Roman" w:hAnsi="Times New Roman" w:cs="Times New Roman"/>
+          <w:sz w:val="27"/>
+          <w:szCs w:val="27"/>
           <w:shd w:val="clear" w:color="auto" w:fill="FFFFFF"/>
         </w:rPr>
         <w:t>is doubled</w:t>
@@ -169,7 +227,9 @@
       <w:proofErr w:type="gramEnd"/>
       <w:r>
         <w:rPr>
-          <w:rFonts w:ascii="Arial" w:hAnsi="Arial" w:cs="Arial"/>
+          <w:rFonts w:ascii="Times New Roman" w:hAnsi="Times New Roman" w:cs="Times New Roman"/>
+          <w:sz w:val="27"/>
+          <w:szCs w:val="27"/>
           <w:shd w:val="clear" w:color="auto" w:fill="FFFFFF"/>
         </w:rPr>
         <w:t>, the profit triples. Find the profit percent.</w:t>
@@ -178,6 +238,12 @@
     <w:p>
       <w:pPr>
         <w:pStyle w:val="ListParagraph"/>
+        <w:jc w:val="both"/>
+        <w:rPr>
+          <w:rFonts w:ascii="Times New Roman" w:hAnsi="Times New Roman" w:cs="Times New Roman"/>
+          <w:sz w:val="27"/>
+          <w:szCs w:val="27"/>
+        </w:rPr>
       </w:pPr>
     </w:p>
     <w:p>
@@ -187,10 +253,18 @@
           <w:ilvl w:val="0"/>
           <w:numId w:val="1"/>
         </w:numPr>
-      </w:pPr>
-      <w:r>
-        <w:rPr>
-          <w:rFonts w:ascii="Arial" w:hAnsi="Arial" w:cs="Arial"/>
+        <w:jc w:val="both"/>
+        <w:rPr>
+          <w:rFonts w:ascii="Times New Roman" w:hAnsi="Times New Roman" w:cs="Times New Roman"/>
+          <w:sz w:val="27"/>
+          <w:szCs w:val="27"/>
+        </w:rPr>
+      </w:pPr>
+      <w:r>
+        <w:rPr>
+          <w:rFonts w:ascii="Times New Roman" w:hAnsi="Times New Roman" w:cs="Times New Roman"/>
+          <w:sz w:val="27"/>
+          <w:szCs w:val="27"/>
           <w:shd w:val="clear" w:color="auto" w:fill="FFFFFF"/>
         </w:rPr>
         <w:t>In a certain store, the profit is 320% of the cost. If the cost increases by 25% but the selling price remains constant, approximately what percentage of the selling price is the profit?</w:t>
@@ -199,6 +273,12 @@
     <w:p>
       <w:pPr>
         <w:pStyle w:val="ListParagraph"/>
+        <w:jc w:val="both"/>
+        <w:rPr>
+          <w:rFonts w:ascii="Times New Roman" w:hAnsi="Times New Roman" w:cs="Times New Roman"/>
+          <w:sz w:val="27"/>
+          <w:szCs w:val="27"/>
+        </w:rPr>
       </w:pPr>
     </w:p>
     <w:p>
@@ -208,10 +288,18 @@
           <w:ilvl w:val="0"/>
           <w:numId w:val="1"/>
         </w:numPr>
-      </w:pPr>
-      <w:r>
-        <w:rPr>
-          <w:rFonts w:ascii="Arial" w:hAnsi="Arial" w:cs="Arial"/>
+        <w:jc w:val="both"/>
+        <w:rPr>
+          <w:rFonts w:ascii="Times New Roman" w:hAnsi="Times New Roman" w:cs="Times New Roman"/>
+          <w:sz w:val="27"/>
+          <w:szCs w:val="27"/>
+        </w:rPr>
+      </w:pPr>
+      <w:r>
+        <w:rPr>
+          <w:rFonts w:ascii="Times New Roman" w:hAnsi="Times New Roman" w:cs="Times New Roman"/>
+          <w:sz w:val="27"/>
+          <w:szCs w:val="27"/>
           <w:shd w:val="clear" w:color="auto" w:fill="FFFFFF"/>
         </w:rPr>
         <w:t xml:space="preserve">A vendor bought toffees at </w:t>
@@ -219,7 +307,9 @@
       <w:proofErr w:type="gramStart"/>
       <w:r>
         <w:rPr>
-          <w:rFonts w:ascii="Arial" w:hAnsi="Arial" w:cs="Arial"/>
+          <w:rFonts w:ascii="Times New Roman" w:hAnsi="Times New Roman" w:cs="Times New Roman"/>
+          <w:sz w:val="27"/>
+          <w:szCs w:val="27"/>
           <w:shd w:val="clear" w:color="auto" w:fill="FFFFFF"/>
         </w:rPr>
         <w:t>6</w:t>
@@ -227,7 +317,9 @@
       <w:proofErr w:type="gramEnd"/>
       <w:r>
         <w:rPr>
-          <w:rFonts w:ascii="Arial" w:hAnsi="Arial" w:cs="Arial"/>
+          <w:rFonts w:ascii="Times New Roman" w:hAnsi="Times New Roman" w:cs="Times New Roman"/>
+          <w:sz w:val="27"/>
+          <w:szCs w:val="27"/>
           <w:shd w:val="clear" w:color="auto" w:fill="FFFFFF"/>
         </w:rPr>
         <w:t xml:space="preserve"> for a rupee. How many for a rupee must he sell to gain 20%?</w:t>
@@ -236,6 +328,12 @@
     <w:p>
       <w:pPr>
         <w:pStyle w:val="ListParagraph"/>
+        <w:jc w:val="both"/>
+        <w:rPr>
+          <w:rFonts w:ascii="Times New Roman" w:hAnsi="Times New Roman" w:cs="Times New Roman"/>
+          <w:sz w:val="27"/>
+          <w:szCs w:val="27"/>
+        </w:rPr>
       </w:pPr>
     </w:p>
     <w:p>
@@ -245,10 +343,18 @@
           <w:ilvl w:val="0"/>
           <w:numId w:val="1"/>
         </w:numPr>
-      </w:pPr>
-      <w:r>
-        <w:rPr>
-          <w:rFonts w:ascii="Arial" w:hAnsi="Arial" w:cs="Arial"/>
+        <w:jc w:val="both"/>
+        <w:rPr>
+          <w:rFonts w:ascii="Times New Roman" w:hAnsi="Times New Roman" w:cs="Times New Roman"/>
+          <w:sz w:val="27"/>
+          <w:szCs w:val="27"/>
+        </w:rPr>
+      </w:pPr>
+      <w:r>
+        <w:rPr>
+          <w:rFonts w:ascii="Times New Roman" w:hAnsi="Times New Roman" w:cs="Times New Roman"/>
+          <w:sz w:val="27"/>
+          <w:szCs w:val="27"/>
           <w:shd w:val="clear" w:color="auto" w:fill="FFFFFF"/>
         </w:rPr>
         <w:t xml:space="preserve">The percentage profit earned by selling an article for </w:t>
@@ -256,7 +362,9 @@
       <w:proofErr w:type="spellStart"/>
       <w:r>
         <w:rPr>
-          <w:rFonts w:ascii="Arial" w:hAnsi="Arial" w:cs="Arial"/>
+          <w:rFonts w:ascii="Times New Roman" w:hAnsi="Times New Roman" w:cs="Times New Roman"/>
+          <w:sz w:val="27"/>
+          <w:szCs w:val="27"/>
           <w:shd w:val="clear" w:color="auto" w:fill="FFFFFF"/>
         </w:rPr>
         <w:t>Rs</w:t>
@@ -264,7 +372,9 @@
       <w:proofErr w:type="spellEnd"/>
       <w:r>
         <w:rPr>
-          <w:rFonts w:ascii="Arial" w:hAnsi="Arial" w:cs="Arial"/>
+          <w:rFonts w:ascii="Times New Roman" w:hAnsi="Times New Roman" w:cs="Times New Roman"/>
+          <w:sz w:val="27"/>
+          <w:szCs w:val="27"/>
           <w:shd w:val="clear" w:color="auto" w:fill="FFFFFF"/>
         </w:rPr>
         <w:t xml:space="preserve">. 1920 is equal to the percentage loss incurred by selling the same article for </w:t>
@@ -272,7 +382,9 @@
       <w:proofErr w:type="spellStart"/>
       <w:r>
         <w:rPr>
-          <w:rFonts w:ascii="Arial" w:hAnsi="Arial" w:cs="Arial"/>
+          <w:rFonts w:ascii="Times New Roman" w:hAnsi="Times New Roman" w:cs="Times New Roman"/>
+          <w:sz w:val="27"/>
+          <w:szCs w:val="27"/>
           <w:shd w:val="clear" w:color="auto" w:fill="FFFFFF"/>
         </w:rPr>
         <w:t>Rs</w:t>
@@ -280,7 +392,9 @@
       <w:proofErr w:type="spellEnd"/>
       <w:r>
         <w:rPr>
-          <w:rFonts w:ascii="Arial" w:hAnsi="Arial" w:cs="Arial"/>
+          <w:rFonts w:ascii="Times New Roman" w:hAnsi="Times New Roman" w:cs="Times New Roman"/>
+          <w:sz w:val="27"/>
+          <w:szCs w:val="27"/>
           <w:shd w:val="clear" w:color="auto" w:fill="FFFFFF"/>
         </w:rPr>
         <w:t xml:space="preserve">. 1280. At what price </w:t>
@@ -288,7 +402,9 @@
       <w:proofErr w:type="gramStart"/>
       <w:r>
         <w:rPr>
-          <w:rFonts w:ascii="Arial" w:hAnsi="Arial" w:cs="Arial"/>
+          <w:rFonts w:ascii="Times New Roman" w:hAnsi="Times New Roman" w:cs="Times New Roman"/>
+          <w:sz w:val="27"/>
+          <w:szCs w:val="27"/>
           <w:shd w:val="clear" w:color="auto" w:fill="FFFFFF"/>
         </w:rPr>
         <w:t>should the article be sold</w:t>
@@ -296,7 +412,9 @@
       <w:proofErr w:type="gramEnd"/>
       <w:r>
         <w:rPr>
-          <w:rFonts w:ascii="Arial" w:hAnsi="Arial" w:cs="Arial"/>
+          <w:rFonts w:ascii="Times New Roman" w:hAnsi="Times New Roman" w:cs="Times New Roman"/>
+          <w:sz w:val="27"/>
+          <w:szCs w:val="27"/>
           <w:shd w:val="clear" w:color="auto" w:fill="FFFFFF"/>
         </w:rPr>
         <w:t xml:space="preserve"> to make 25% profit?</w:t>
@@ -305,6 +423,12 @@
     <w:p>
       <w:pPr>
         <w:pStyle w:val="ListParagraph"/>
+        <w:jc w:val="both"/>
+        <w:rPr>
+          <w:rFonts w:ascii="Times New Roman" w:hAnsi="Times New Roman" w:cs="Times New Roman"/>
+          <w:sz w:val="27"/>
+          <w:szCs w:val="27"/>
+        </w:rPr>
       </w:pPr>
     </w:p>
     <w:p>
@@ -314,10 +438,18 @@
           <w:ilvl w:val="0"/>
           <w:numId w:val="1"/>
         </w:numPr>
-      </w:pPr>
-      <w:r>
-        <w:rPr>
-          <w:rFonts w:ascii="Arial" w:hAnsi="Arial" w:cs="Arial"/>
+        <w:jc w:val="both"/>
+        <w:rPr>
+          <w:rFonts w:ascii="Times New Roman" w:hAnsi="Times New Roman" w:cs="Times New Roman"/>
+          <w:sz w:val="27"/>
+          <w:szCs w:val="27"/>
+        </w:rPr>
+      </w:pPr>
+      <w:r>
+        <w:rPr>
+          <w:rFonts w:ascii="Times New Roman" w:hAnsi="Times New Roman" w:cs="Times New Roman"/>
+          <w:sz w:val="27"/>
+          <w:szCs w:val="27"/>
           <w:shd w:val="clear" w:color="auto" w:fill="FFFFFF"/>
         </w:rPr>
         <w:t xml:space="preserve">A shopkeeper expects a gain of 22.5% on his cost price. If in a week, his sale was of </w:t>
@@ -325,7 +457,9 @@
       <w:proofErr w:type="spellStart"/>
       <w:r>
         <w:rPr>
-          <w:rFonts w:ascii="Arial" w:hAnsi="Arial" w:cs="Arial"/>
+          <w:rFonts w:ascii="Times New Roman" w:hAnsi="Times New Roman" w:cs="Times New Roman"/>
+          <w:sz w:val="27"/>
+          <w:szCs w:val="27"/>
           <w:shd w:val="clear" w:color="auto" w:fill="FFFFFF"/>
         </w:rPr>
         <w:t>Rs</w:t>
@@ -333,7 +467,9 @@
       <w:proofErr w:type="spellEnd"/>
       <w:r>
         <w:rPr>
-          <w:rFonts w:ascii="Arial" w:hAnsi="Arial" w:cs="Arial"/>
+          <w:rFonts w:ascii="Times New Roman" w:hAnsi="Times New Roman" w:cs="Times New Roman"/>
+          <w:sz w:val="27"/>
+          <w:szCs w:val="27"/>
           <w:shd w:val="clear" w:color="auto" w:fill="FFFFFF"/>
         </w:rPr>
         <w:t>. 392, what was his profit?</w:t>
@@ -342,6 +478,12 @@
     <w:p>
       <w:pPr>
         <w:pStyle w:val="ListParagraph"/>
+        <w:jc w:val="both"/>
+        <w:rPr>
+          <w:rFonts w:ascii="Times New Roman" w:hAnsi="Times New Roman" w:cs="Times New Roman"/>
+          <w:sz w:val="27"/>
+          <w:szCs w:val="27"/>
+        </w:rPr>
       </w:pPr>
     </w:p>
     <w:p>
@@ -351,10 +493,18 @@
           <w:ilvl w:val="0"/>
           <w:numId w:val="1"/>
         </w:numPr>
-      </w:pPr>
-      <w:r>
-        <w:rPr>
-          <w:rFonts w:ascii="Arial" w:hAnsi="Arial" w:cs="Arial"/>
+        <w:jc w:val="both"/>
+        <w:rPr>
+          <w:rFonts w:ascii="Times New Roman" w:hAnsi="Times New Roman" w:cs="Times New Roman"/>
+          <w:sz w:val="27"/>
+          <w:szCs w:val="27"/>
+        </w:rPr>
+      </w:pPr>
+      <w:r>
+        <w:rPr>
+          <w:rFonts w:ascii="Times New Roman" w:hAnsi="Times New Roman" w:cs="Times New Roman"/>
+          <w:sz w:val="27"/>
+          <w:szCs w:val="27"/>
           <w:shd w:val="clear" w:color="auto" w:fill="FFFFFF"/>
         </w:rPr>
         <w:t xml:space="preserve">A man buys a cycle for </w:t>
@@ -362,7 +512,9 @@
       <w:proofErr w:type="spellStart"/>
       <w:r>
         <w:rPr>
-          <w:rFonts w:ascii="Arial" w:hAnsi="Arial" w:cs="Arial"/>
+          <w:rFonts w:ascii="Times New Roman" w:hAnsi="Times New Roman" w:cs="Times New Roman"/>
+          <w:sz w:val="27"/>
+          <w:szCs w:val="27"/>
           <w:shd w:val="clear" w:color="auto" w:fill="FFFFFF"/>
         </w:rPr>
         <w:t>Rs</w:t>
@@ -370,7 +522,9 @@
       <w:proofErr w:type="spellEnd"/>
       <w:r>
         <w:rPr>
-          <w:rFonts w:ascii="Arial" w:hAnsi="Arial" w:cs="Arial"/>
+          <w:rFonts w:ascii="Times New Roman" w:hAnsi="Times New Roman" w:cs="Times New Roman"/>
+          <w:sz w:val="27"/>
+          <w:szCs w:val="27"/>
           <w:shd w:val="clear" w:color="auto" w:fill="FFFFFF"/>
         </w:rPr>
         <w:t>. 1400 and sells it at a loss of 15%. What is the selling price of the cycle?</w:t>
@@ -379,6 +533,12 @@
     <w:p>
       <w:pPr>
         <w:pStyle w:val="ListParagraph"/>
+        <w:jc w:val="both"/>
+        <w:rPr>
+          <w:rFonts w:ascii="Times New Roman" w:hAnsi="Times New Roman" w:cs="Times New Roman"/>
+          <w:sz w:val="27"/>
+          <w:szCs w:val="27"/>
+        </w:rPr>
       </w:pPr>
     </w:p>
     <w:p>
@@ -388,10 +548,18 @@
           <w:ilvl w:val="0"/>
           <w:numId w:val="1"/>
         </w:numPr>
-      </w:pPr>
-      <w:r>
-        <w:rPr>
-          <w:rFonts w:ascii="Arial" w:hAnsi="Arial" w:cs="Arial"/>
+        <w:jc w:val="both"/>
+        <w:rPr>
+          <w:rFonts w:ascii="Times New Roman" w:hAnsi="Times New Roman" w:cs="Times New Roman"/>
+          <w:sz w:val="27"/>
+          <w:szCs w:val="27"/>
+        </w:rPr>
+      </w:pPr>
+      <w:r>
+        <w:rPr>
+          <w:rFonts w:ascii="Times New Roman" w:hAnsi="Times New Roman" w:cs="Times New Roman"/>
+          <w:sz w:val="27"/>
+          <w:szCs w:val="27"/>
           <w:shd w:val="clear" w:color="auto" w:fill="FFFFFF"/>
         </w:rPr>
         <w:t xml:space="preserve">Sam purchased 20 dozens of toys at the rate of </w:t>
@@ -399,7 +567,9 @@
       <w:proofErr w:type="spellStart"/>
       <w:r>
         <w:rPr>
-          <w:rFonts w:ascii="Arial" w:hAnsi="Arial" w:cs="Arial"/>
+          <w:rFonts w:ascii="Times New Roman" w:hAnsi="Times New Roman" w:cs="Times New Roman"/>
+          <w:sz w:val="27"/>
+          <w:szCs w:val="27"/>
           <w:shd w:val="clear" w:color="auto" w:fill="FFFFFF"/>
         </w:rPr>
         <w:t>Rs</w:t>
@@ -407,7 +577,9 @@
       <w:proofErr w:type="spellEnd"/>
       <w:r>
         <w:rPr>
-          <w:rFonts w:ascii="Arial" w:hAnsi="Arial" w:cs="Arial"/>
+          <w:rFonts w:ascii="Times New Roman" w:hAnsi="Times New Roman" w:cs="Times New Roman"/>
+          <w:sz w:val="27"/>
+          <w:szCs w:val="27"/>
           <w:shd w:val="clear" w:color="auto" w:fill="FFFFFF"/>
         </w:rPr>
         <w:t xml:space="preserve">. 375 per dozen. He sold each one of them at the rate of </w:t>
@@ -415,7 +587,9 @@
       <w:proofErr w:type="spellStart"/>
       <w:r>
         <w:rPr>
-          <w:rFonts w:ascii="Arial" w:hAnsi="Arial" w:cs="Arial"/>
+          <w:rFonts w:ascii="Times New Roman" w:hAnsi="Times New Roman" w:cs="Times New Roman"/>
+          <w:sz w:val="27"/>
+          <w:szCs w:val="27"/>
           <w:shd w:val="clear" w:color="auto" w:fill="FFFFFF"/>
         </w:rPr>
         <w:t>Rs</w:t>
@@ -423,7 +597,9 @@
       <w:proofErr w:type="spellEnd"/>
       <w:r>
         <w:rPr>
-          <w:rFonts w:ascii="Arial" w:hAnsi="Arial" w:cs="Arial"/>
+          <w:rFonts w:ascii="Times New Roman" w:hAnsi="Times New Roman" w:cs="Times New Roman"/>
+          <w:sz w:val="27"/>
+          <w:szCs w:val="27"/>
           <w:shd w:val="clear" w:color="auto" w:fill="FFFFFF"/>
         </w:rPr>
         <w:t>. 33. What was his percentage profit?</w:t>
@@ -432,6 +608,12 @@
     <w:p>
       <w:pPr>
         <w:pStyle w:val="ListParagraph"/>
+        <w:jc w:val="both"/>
+        <w:rPr>
+          <w:rFonts w:ascii="Times New Roman" w:hAnsi="Times New Roman" w:cs="Times New Roman"/>
+          <w:sz w:val="27"/>
+          <w:szCs w:val="27"/>
+        </w:rPr>
       </w:pPr>
     </w:p>
     <w:p>
@@ -441,10 +623,18 @@
           <w:ilvl w:val="0"/>
           <w:numId w:val="1"/>
         </w:numPr>
-      </w:pPr>
-      <w:r>
-        <w:rPr>
-          <w:rFonts w:ascii="Arial" w:hAnsi="Arial" w:cs="Arial"/>
+        <w:jc w:val="both"/>
+        <w:rPr>
+          <w:rFonts w:ascii="Times New Roman" w:hAnsi="Times New Roman" w:cs="Times New Roman"/>
+          <w:sz w:val="27"/>
+          <w:szCs w:val="27"/>
+        </w:rPr>
+      </w:pPr>
+      <w:r>
+        <w:rPr>
+          <w:rFonts w:ascii="Times New Roman" w:hAnsi="Times New Roman" w:cs="Times New Roman"/>
+          <w:sz w:val="27"/>
+          <w:szCs w:val="27"/>
           <w:shd w:val="clear" w:color="auto" w:fill="FFFFFF"/>
         </w:rPr>
         <w:t xml:space="preserve">Some articles were bought at </w:t>
@@ -452,7 +642,9 @@
       <w:proofErr w:type="gramStart"/>
       <w:r>
         <w:rPr>
-          <w:rFonts w:ascii="Arial" w:hAnsi="Arial" w:cs="Arial"/>
+          <w:rFonts w:ascii="Times New Roman" w:hAnsi="Times New Roman" w:cs="Times New Roman"/>
+          <w:sz w:val="27"/>
+          <w:szCs w:val="27"/>
           <w:shd w:val="clear" w:color="auto" w:fill="FFFFFF"/>
         </w:rPr>
         <w:t>6</w:t>
@@ -460,7 +652,9 @@
       <w:proofErr w:type="gramEnd"/>
       <w:r>
         <w:rPr>
-          <w:rFonts w:ascii="Arial" w:hAnsi="Arial" w:cs="Arial"/>
+          <w:rFonts w:ascii="Times New Roman" w:hAnsi="Times New Roman" w:cs="Times New Roman"/>
+          <w:sz w:val="27"/>
+          <w:szCs w:val="27"/>
           <w:shd w:val="clear" w:color="auto" w:fill="FFFFFF"/>
         </w:rPr>
         <w:t xml:space="preserve"> articles for </w:t>
@@ -468,7 +662,9 @@
       <w:proofErr w:type="spellStart"/>
       <w:r>
         <w:rPr>
-          <w:rFonts w:ascii="Arial" w:hAnsi="Arial" w:cs="Arial"/>
+          <w:rFonts w:ascii="Times New Roman" w:hAnsi="Times New Roman" w:cs="Times New Roman"/>
+          <w:sz w:val="27"/>
+          <w:szCs w:val="27"/>
           <w:shd w:val="clear" w:color="auto" w:fill="FFFFFF"/>
         </w:rPr>
         <w:t>Rs</w:t>
@@ -476,7 +672,9 @@
       <w:proofErr w:type="spellEnd"/>
       <w:r>
         <w:rPr>
-          <w:rFonts w:ascii="Arial" w:hAnsi="Arial" w:cs="Arial"/>
+          <w:rFonts w:ascii="Times New Roman" w:hAnsi="Times New Roman" w:cs="Times New Roman"/>
+          <w:sz w:val="27"/>
+          <w:szCs w:val="27"/>
           <w:shd w:val="clear" w:color="auto" w:fill="FFFFFF"/>
         </w:rPr>
         <w:t xml:space="preserve">. 5 and sold at 5 articles for </w:t>
@@ -484,7 +682,9 @@
       <w:proofErr w:type="spellStart"/>
       <w:r>
         <w:rPr>
-          <w:rFonts w:ascii="Arial" w:hAnsi="Arial" w:cs="Arial"/>
+          <w:rFonts w:ascii="Times New Roman" w:hAnsi="Times New Roman" w:cs="Times New Roman"/>
+          <w:sz w:val="27"/>
+          <w:szCs w:val="27"/>
           <w:shd w:val="clear" w:color="auto" w:fill="FFFFFF"/>
         </w:rPr>
         <w:t>Rs</w:t>
@@ -492,7 +692,9 @@
       <w:proofErr w:type="spellEnd"/>
       <w:r>
         <w:rPr>
-          <w:rFonts w:ascii="Arial" w:hAnsi="Arial" w:cs="Arial"/>
+          <w:rFonts w:ascii="Times New Roman" w:hAnsi="Times New Roman" w:cs="Times New Roman"/>
+          <w:sz w:val="27"/>
+          <w:szCs w:val="27"/>
           <w:shd w:val="clear" w:color="auto" w:fill="FFFFFF"/>
         </w:rPr>
         <w:t>. 6. Gain percent is:</w:t>
@@ -501,6 +703,12 @@
     <w:p>
       <w:pPr>
         <w:pStyle w:val="ListParagraph"/>
+        <w:jc w:val="both"/>
+        <w:rPr>
+          <w:rFonts w:ascii="Times New Roman" w:hAnsi="Times New Roman" w:cs="Times New Roman"/>
+          <w:sz w:val="27"/>
+          <w:szCs w:val="27"/>
+        </w:rPr>
       </w:pPr>
     </w:p>
     <w:p>
@@ -510,10 +718,18 @@
           <w:ilvl w:val="0"/>
           <w:numId w:val="1"/>
         </w:numPr>
-      </w:pPr>
-      <w:r>
-        <w:rPr>
-          <w:rFonts w:ascii="Arial" w:hAnsi="Arial" w:cs="Arial"/>
+        <w:jc w:val="both"/>
+        <w:rPr>
+          <w:rFonts w:ascii="Times New Roman" w:hAnsi="Times New Roman" w:cs="Times New Roman"/>
+          <w:sz w:val="27"/>
+          <w:szCs w:val="27"/>
+        </w:rPr>
+      </w:pPr>
+      <w:r>
+        <w:rPr>
+          <w:rFonts w:ascii="Times New Roman" w:hAnsi="Times New Roman" w:cs="Times New Roman"/>
+          <w:sz w:val="27"/>
+          <w:szCs w:val="27"/>
           <w:shd w:val="clear" w:color="auto" w:fill="FFFFFF"/>
         </w:rPr>
         <w:t xml:space="preserve">On selling 17 balls at </w:t>
@@ -521,7 +737,9 @@
       <w:proofErr w:type="spellStart"/>
       <w:r>
         <w:rPr>
-          <w:rFonts w:ascii="Arial" w:hAnsi="Arial" w:cs="Arial"/>
+          <w:rFonts w:ascii="Times New Roman" w:hAnsi="Times New Roman" w:cs="Times New Roman"/>
+          <w:sz w:val="27"/>
+          <w:szCs w:val="27"/>
           <w:shd w:val="clear" w:color="auto" w:fill="FFFFFF"/>
         </w:rPr>
         <w:t>Rs</w:t>
@@ -529,7 +747,9 @@
       <w:proofErr w:type="spellEnd"/>
       <w:r>
         <w:rPr>
-          <w:rFonts w:ascii="Arial" w:hAnsi="Arial" w:cs="Arial"/>
+          <w:rFonts w:ascii="Times New Roman" w:hAnsi="Times New Roman" w:cs="Times New Roman"/>
+          <w:sz w:val="27"/>
+          <w:szCs w:val="27"/>
           <w:shd w:val="clear" w:color="auto" w:fill="FFFFFF"/>
         </w:rPr>
         <w:t>. 720, there is a loss equal to the cost </w:t>
@@ -538,13 +758,19 @@
         <w:r>
           <w:rPr>
             <w:rStyle w:val="Hyperlink"/>
+            <w:rFonts w:ascii="Times New Roman" w:hAnsi="Times New Roman" w:cs="Times New Roman"/>
+            <w:sz w:val="27"/>
+            <w:szCs w:val="27"/>
           </w:rPr>
           <w:t> </w:t>
         </w:r>
         <w:r>
           <w:rPr>
             <w:rStyle w:val="google-anno-t"/>
+            <w:rFonts w:ascii="Times New Roman" w:hAnsi="Times New Roman" w:cs="Times New Roman"/>
             <w:color w:val="0000FF"/>
+            <w:sz w:val="27"/>
+            <w:szCs w:val="27"/>
             <w:u w:val="single"/>
           </w:rPr>
           <w:t>price</w:t>
@@ -552,7 +778,9 @@
       </w:hyperlink>
       <w:r>
         <w:rPr>
-          <w:rFonts w:ascii="Arial" w:hAnsi="Arial" w:cs="Arial"/>
+          <w:rFonts w:ascii="Times New Roman" w:hAnsi="Times New Roman" w:cs="Times New Roman"/>
+          <w:sz w:val="27"/>
+          <w:szCs w:val="27"/>
           <w:shd w:val="clear" w:color="auto" w:fill="FFFFFF"/>
         </w:rPr>
         <w:t xml:space="preserve"> of </w:t>
@@ -560,7 +788,9 @@
       <w:proofErr w:type="gramStart"/>
       <w:r>
         <w:rPr>
-          <w:rFonts w:ascii="Arial" w:hAnsi="Arial" w:cs="Arial"/>
+          <w:rFonts w:ascii="Times New Roman" w:hAnsi="Times New Roman" w:cs="Times New Roman"/>
+          <w:sz w:val="27"/>
+          <w:szCs w:val="27"/>
           <w:shd w:val="clear" w:color="auto" w:fill="FFFFFF"/>
         </w:rPr>
         <w:t>5</w:t>
@@ -568,7 +798,9 @@
       <w:proofErr w:type="gramEnd"/>
       <w:r>
         <w:rPr>
-          <w:rFonts w:ascii="Arial" w:hAnsi="Arial" w:cs="Arial"/>
+          <w:rFonts w:ascii="Times New Roman" w:hAnsi="Times New Roman" w:cs="Times New Roman"/>
+          <w:sz w:val="27"/>
+          <w:szCs w:val="27"/>
           <w:shd w:val="clear" w:color="auto" w:fill="FFFFFF"/>
         </w:rPr>
         <w:t xml:space="preserve"> balls. The cost price of a ball is</w:t>
@@ -577,6 +809,12 @@
     <w:p>
       <w:pPr>
         <w:pStyle w:val="ListParagraph"/>
+        <w:jc w:val="both"/>
+        <w:rPr>
+          <w:rFonts w:ascii="Times New Roman" w:hAnsi="Times New Roman" w:cs="Times New Roman"/>
+          <w:sz w:val="27"/>
+          <w:szCs w:val="27"/>
+        </w:rPr>
       </w:pPr>
     </w:p>
     <w:p>
@@ -586,10 +824,18 @@
           <w:ilvl w:val="0"/>
           <w:numId w:val="1"/>
         </w:numPr>
-      </w:pPr>
-      <w:r>
-        <w:rPr>
-          <w:rFonts w:ascii="Arial" w:hAnsi="Arial" w:cs="Arial"/>
+        <w:jc w:val="both"/>
+        <w:rPr>
+          <w:rFonts w:ascii="Times New Roman" w:hAnsi="Times New Roman" w:cs="Times New Roman"/>
+          <w:sz w:val="27"/>
+          <w:szCs w:val="27"/>
+        </w:rPr>
+      </w:pPr>
+      <w:r>
+        <w:rPr>
+          <w:rFonts w:ascii="Times New Roman" w:hAnsi="Times New Roman" w:cs="Times New Roman"/>
+          <w:sz w:val="27"/>
+          <w:szCs w:val="27"/>
           <w:shd w:val="clear" w:color="auto" w:fill="FFFFFF"/>
         </w:rPr>
         <w:t xml:space="preserve">When a plot </w:t>
@@ -597,7 +843,9 @@
       <w:proofErr w:type="gramStart"/>
       <w:r>
         <w:rPr>
-          <w:rFonts w:ascii="Arial" w:hAnsi="Arial" w:cs="Arial"/>
+          <w:rFonts w:ascii="Times New Roman" w:hAnsi="Times New Roman" w:cs="Times New Roman"/>
+          <w:sz w:val="27"/>
+          <w:szCs w:val="27"/>
           <w:shd w:val="clear" w:color="auto" w:fill="FFFFFF"/>
         </w:rPr>
         <w:t>is sold</w:t>
@@ -605,7 +853,9 @@
       <w:proofErr w:type="gramEnd"/>
       <w:r>
         <w:rPr>
-          <w:rFonts w:ascii="Arial" w:hAnsi="Arial" w:cs="Arial"/>
+          <w:rFonts w:ascii="Times New Roman" w:hAnsi="Times New Roman" w:cs="Times New Roman"/>
+          <w:sz w:val="27"/>
+          <w:szCs w:val="27"/>
           <w:shd w:val="clear" w:color="auto" w:fill="FFFFFF"/>
         </w:rPr>
         <w:t xml:space="preserve"> for </w:t>
@@ -613,7 +863,9 @@
       <w:proofErr w:type="spellStart"/>
       <w:r>
         <w:rPr>
-          <w:rFonts w:ascii="Arial" w:hAnsi="Arial" w:cs="Arial"/>
+          <w:rFonts w:ascii="Times New Roman" w:hAnsi="Times New Roman" w:cs="Times New Roman"/>
+          <w:sz w:val="27"/>
+          <w:szCs w:val="27"/>
           <w:shd w:val="clear" w:color="auto" w:fill="FFFFFF"/>
         </w:rPr>
         <w:t>Rs</w:t>
@@ -621,7 +873,9 @@
       <w:proofErr w:type="spellEnd"/>
       <w:r>
         <w:rPr>
-          <w:rFonts w:ascii="Arial" w:hAnsi="Arial" w:cs="Arial"/>
+          <w:rFonts w:ascii="Times New Roman" w:hAnsi="Times New Roman" w:cs="Times New Roman"/>
+          <w:sz w:val="27"/>
+          <w:szCs w:val="27"/>
           <w:shd w:val="clear" w:color="auto" w:fill="FFFFFF"/>
         </w:rPr>
         <w:t xml:space="preserve">. 18,700, the owner loses 15%. At what price </w:t>
@@ -629,7 +883,9 @@
       <w:proofErr w:type="gramStart"/>
       <w:r>
         <w:rPr>
-          <w:rFonts w:ascii="Arial" w:hAnsi="Arial" w:cs="Arial"/>
+          <w:rFonts w:ascii="Times New Roman" w:hAnsi="Times New Roman" w:cs="Times New Roman"/>
+          <w:sz w:val="27"/>
+          <w:szCs w:val="27"/>
           <w:shd w:val="clear" w:color="auto" w:fill="FFFFFF"/>
         </w:rPr>
         <w:t>must that plot be sold</w:t>
@@ -637,7 +893,9 @@
       <w:proofErr w:type="gramEnd"/>
       <w:r>
         <w:rPr>
-          <w:rFonts w:ascii="Arial" w:hAnsi="Arial" w:cs="Arial"/>
+          <w:rFonts w:ascii="Times New Roman" w:hAnsi="Times New Roman" w:cs="Times New Roman"/>
+          <w:sz w:val="27"/>
+          <w:szCs w:val="27"/>
           <w:shd w:val="clear" w:color="auto" w:fill="FFFFFF"/>
         </w:rPr>
         <w:t xml:space="preserve"> in order to gain 15%?</w:t>
@@ -646,6 +904,12 @@
     <w:p>
       <w:pPr>
         <w:pStyle w:val="ListParagraph"/>
+        <w:jc w:val="both"/>
+        <w:rPr>
+          <w:rFonts w:ascii="Times New Roman" w:hAnsi="Times New Roman" w:cs="Times New Roman"/>
+          <w:sz w:val="27"/>
+          <w:szCs w:val="27"/>
+        </w:rPr>
       </w:pPr>
     </w:p>
     <w:p>
@@ -655,19 +919,30 @@
           <w:ilvl w:val="0"/>
           <w:numId w:val="1"/>
         </w:numPr>
+        <w:jc w:val="both"/>
+        <w:rPr>
+          <w:rFonts w:ascii="Times New Roman" w:hAnsi="Times New Roman" w:cs="Times New Roman"/>
+          <w:sz w:val="27"/>
+          <w:szCs w:val="27"/>
+        </w:rPr>
       </w:pPr>
       <w:proofErr w:type="gramStart"/>
       <w:r>
         <w:rPr>
-          <w:rFonts w:ascii="Arial" w:hAnsi="Arial" w:cs="Arial"/>
-          <w:shd w:val="clear" w:color="auto" w:fill="FFFFFF"/>
-        </w:rPr>
+          <w:rFonts w:ascii="Times New Roman" w:hAnsi="Times New Roman" w:cs="Times New Roman"/>
+          <w:sz w:val="27"/>
+          <w:szCs w:val="27"/>
+          <w:shd w:val="clear" w:color="auto" w:fill="FFFFFF"/>
+        </w:rPr>
+        <w:lastRenderedPageBreak/>
         <w:t>100</w:t>
       </w:r>
       <w:proofErr w:type="gramEnd"/>
       <w:r>
         <w:rPr>
-          <w:rFonts w:ascii="Arial" w:hAnsi="Arial" w:cs="Arial"/>
+          <w:rFonts w:ascii="Times New Roman" w:hAnsi="Times New Roman" w:cs="Times New Roman"/>
+          <w:sz w:val="27"/>
+          <w:szCs w:val="27"/>
           <w:shd w:val="clear" w:color="auto" w:fill="FFFFFF"/>
         </w:rPr>
         <w:t xml:space="preserve"> oranges are bought at the rate of </w:t>
@@ -675,7 +950,9 @@
       <w:proofErr w:type="spellStart"/>
       <w:r>
         <w:rPr>
-          <w:rFonts w:ascii="Arial" w:hAnsi="Arial" w:cs="Arial"/>
+          <w:rFonts w:ascii="Times New Roman" w:hAnsi="Times New Roman" w:cs="Times New Roman"/>
+          <w:sz w:val="27"/>
+          <w:szCs w:val="27"/>
           <w:shd w:val="clear" w:color="auto" w:fill="FFFFFF"/>
         </w:rPr>
         <w:t>Rs</w:t>
@@ -683,7 +960,9 @@
       <w:proofErr w:type="spellEnd"/>
       <w:r>
         <w:rPr>
-          <w:rFonts w:ascii="Arial" w:hAnsi="Arial" w:cs="Arial"/>
+          <w:rFonts w:ascii="Times New Roman" w:hAnsi="Times New Roman" w:cs="Times New Roman"/>
+          <w:sz w:val="27"/>
+          <w:szCs w:val="27"/>
           <w:shd w:val="clear" w:color="auto" w:fill="FFFFFF"/>
         </w:rPr>
         <w:t xml:space="preserve">. 350 and sold at the rate of </w:t>
@@ -691,7 +970,9 @@
       <w:proofErr w:type="spellStart"/>
       <w:r>
         <w:rPr>
-          <w:rFonts w:ascii="Arial" w:hAnsi="Arial" w:cs="Arial"/>
+          <w:rFonts w:ascii="Times New Roman" w:hAnsi="Times New Roman" w:cs="Times New Roman"/>
+          <w:sz w:val="27"/>
+          <w:szCs w:val="27"/>
           <w:shd w:val="clear" w:color="auto" w:fill="FFFFFF"/>
         </w:rPr>
         <w:t>Rs</w:t>
@@ -699,7 +980,9 @@
       <w:proofErr w:type="spellEnd"/>
       <w:r>
         <w:rPr>
-          <w:rFonts w:ascii="Arial" w:hAnsi="Arial" w:cs="Arial"/>
+          <w:rFonts w:ascii="Times New Roman" w:hAnsi="Times New Roman" w:cs="Times New Roman"/>
+          <w:sz w:val="27"/>
+          <w:szCs w:val="27"/>
           <w:shd w:val="clear" w:color="auto" w:fill="FFFFFF"/>
         </w:rPr>
         <w:t>. 48 per dozen. The percentage of profit or loss is:</w:t>
@@ -708,6 +991,12 @@
     <w:p>
       <w:pPr>
         <w:pStyle w:val="ListParagraph"/>
+        <w:jc w:val="both"/>
+        <w:rPr>
+          <w:rFonts w:ascii="Times New Roman" w:hAnsi="Times New Roman" w:cs="Times New Roman"/>
+          <w:sz w:val="27"/>
+          <w:szCs w:val="27"/>
+        </w:rPr>
       </w:pPr>
     </w:p>
     <w:p>
@@ -717,10 +1006,18 @@
           <w:ilvl w:val="0"/>
           <w:numId w:val="1"/>
         </w:numPr>
-      </w:pPr>
-      <w:r>
-        <w:rPr>
-          <w:rFonts w:ascii="Arial" w:hAnsi="Arial" w:cs="Arial"/>
+        <w:jc w:val="both"/>
+        <w:rPr>
+          <w:rFonts w:ascii="Times New Roman" w:hAnsi="Times New Roman" w:cs="Times New Roman"/>
+          <w:sz w:val="27"/>
+          <w:szCs w:val="27"/>
+        </w:rPr>
+      </w:pPr>
+      <w:r>
+        <w:rPr>
+          <w:rFonts w:ascii="Times New Roman" w:hAnsi="Times New Roman" w:cs="Times New Roman"/>
+          <w:sz w:val="27"/>
+          <w:szCs w:val="27"/>
           <w:shd w:val="clear" w:color="auto" w:fill="FFFFFF"/>
         </w:rPr>
         <w:t xml:space="preserve">A shopkeeper sells one transistor for </w:t>
@@ -728,7 +1025,9 @@
       <w:proofErr w:type="spellStart"/>
       <w:r>
         <w:rPr>
-          <w:rFonts w:ascii="Arial" w:hAnsi="Arial" w:cs="Arial"/>
+          <w:rFonts w:ascii="Times New Roman" w:hAnsi="Times New Roman" w:cs="Times New Roman"/>
+          <w:sz w:val="27"/>
+          <w:szCs w:val="27"/>
           <w:shd w:val="clear" w:color="auto" w:fill="FFFFFF"/>
         </w:rPr>
         <w:t>Rs</w:t>
@@ -736,7 +1035,9 @@
       <w:proofErr w:type="spellEnd"/>
       <w:r>
         <w:rPr>
-          <w:rFonts w:ascii="Arial" w:hAnsi="Arial" w:cs="Arial"/>
+          <w:rFonts w:ascii="Times New Roman" w:hAnsi="Times New Roman" w:cs="Times New Roman"/>
+          <w:sz w:val="27"/>
+          <w:szCs w:val="27"/>
           <w:shd w:val="clear" w:color="auto" w:fill="FFFFFF"/>
         </w:rPr>
         <w:t xml:space="preserve">. 840 at a gain of 20% and another for </w:t>
@@ -744,7 +1045,9 @@
       <w:proofErr w:type="spellStart"/>
       <w:r>
         <w:rPr>
-          <w:rFonts w:ascii="Arial" w:hAnsi="Arial" w:cs="Arial"/>
+          <w:rFonts w:ascii="Times New Roman" w:hAnsi="Times New Roman" w:cs="Times New Roman"/>
+          <w:sz w:val="27"/>
+          <w:szCs w:val="27"/>
           <w:shd w:val="clear" w:color="auto" w:fill="FFFFFF"/>
         </w:rPr>
         <w:t>Rs</w:t>
@@ -752,7 +1055,9 @@
       <w:proofErr w:type="spellEnd"/>
       <w:r>
         <w:rPr>
-          <w:rFonts w:ascii="Arial" w:hAnsi="Arial" w:cs="Arial"/>
+          <w:rFonts w:ascii="Times New Roman" w:hAnsi="Times New Roman" w:cs="Times New Roman"/>
+          <w:sz w:val="27"/>
+          <w:szCs w:val="27"/>
           <w:shd w:val="clear" w:color="auto" w:fill="FFFFFF"/>
         </w:rPr>
         <w:t>. 960 at a loss of 4%. His total gain or loss percent is:</w:t>
@@ -761,9 +1066,13 @@
     <w:p>
       <w:pPr>
         <w:pStyle w:val="ListParagraph"/>
-      </w:pPr>
-      <w:bookmarkStart w:id="0" w:name="_GoBack"/>
-      <w:bookmarkEnd w:id="0"/>
+        <w:jc w:val="both"/>
+        <w:rPr>
+          <w:rFonts w:ascii="Times New Roman" w:hAnsi="Times New Roman" w:cs="Times New Roman"/>
+          <w:sz w:val="27"/>
+          <w:szCs w:val="27"/>
+        </w:rPr>
+      </w:pPr>
     </w:p>
     <w:p>
       <w:pPr>
@@ -772,10 +1081,18 @@
           <w:ilvl w:val="0"/>
           <w:numId w:val="1"/>
         </w:numPr>
-      </w:pPr>
-      <w:r>
-        <w:rPr>
-          <w:rFonts w:ascii="Arial" w:hAnsi="Arial" w:cs="Arial"/>
+        <w:jc w:val="both"/>
+        <w:rPr>
+          <w:rFonts w:ascii="Times New Roman" w:hAnsi="Times New Roman" w:cs="Times New Roman"/>
+          <w:sz w:val="27"/>
+          <w:szCs w:val="27"/>
+        </w:rPr>
+      </w:pPr>
+      <w:r>
+        <w:rPr>
+          <w:rFonts w:ascii="Times New Roman" w:hAnsi="Times New Roman" w:cs="Times New Roman"/>
+          <w:sz w:val="27"/>
+          <w:szCs w:val="27"/>
           <w:shd w:val="clear" w:color="auto" w:fill="FFFFFF"/>
         </w:rPr>
         <w:t xml:space="preserve">A trader mixes 26 kg of rice at </w:t>
@@ -783,7 +1100,9 @@
       <w:proofErr w:type="spellStart"/>
       <w:r>
         <w:rPr>
-          <w:rFonts w:ascii="Arial" w:hAnsi="Arial" w:cs="Arial"/>
+          <w:rFonts w:ascii="Times New Roman" w:hAnsi="Times New Roman" w:cs="Times New Roman"/>
+          <w:sz w:val="27"/>
+          <w:szCs w:val="27"/>
           <w:shd w:val="clear" w:color="auto" w:fill="FFFFFF"/>
         </w:rPr>
         <w:t>Rs</w:t>
@@ -791,7 +1110,9 @@
       <w:proofErr w:type="spellEnd"/>
       <w:r>
         <w:rPr>
-          <w:rFonts w:ascii="Arial" w:hAnsi="Arial" w:cs="Arial"/>
+          <w:rFonts w:ascii="Times New Roman" w:hAnsi="Times New Roman" w:cs="Times New Roman"/>
+          <w:sz w:val="27"/>
+          <w:szCs w:val="27"/>
           <w:shd w:val="clear" w:color="auto" w:fill="FFFFFF"/>
         </w:rPr>
         <w:t xml:space="preserve">. 20 per kg with 30 kg of rice of other variety at </w:t>
@@ -799,7 +1120,9 @@
       <w:proofErr w:type="spellStart"/>
       <w:r>
         <w:rPr>
-          <w:rFonts w:ascii="Arial" w:hAnsi="Arial" w:cs="Arial"/>
+          <w:rFonts w:ascii="Times New Roman" w:hAnsi="Times New Roman" w:cs="Times New Roman"/>
+          <w:sz w:val="27"/>
+          <w:szCs w:val="27"/>
           <w:shd w:val="clear" w:color="auto" w:fill="FFFFFF"/>
         </w:rPr>
         <w:t>Rs</w:t>
@@ -807,7 +1130,9 @@
       <w:proofErr w:type="spellEnd"/>
       <w:r>
         <w:rPr>
-          <w:rFonts w:ascii="Arial" w:hAnsi="Arial" w:cs="Arial"/>
+          <w:rFonts w:ascii="Times New Roman" w:hAnsi="Times New Roman" w:cs="Times New Roman"/>
+          <w:sz w:val="27"/>
+          <w:szCs w:val="27"/>
           <w:shd w:val="clear" w:color="auto" w:fill="FFFFFF"/>
         </w:rPr>
         <w:t xml:space="preserve">. 36 per kg and sells the mixture at </w:t>
@@ -815,7 +1140,9 @@
       <w:proofErr w:type="spellStart"/>
       <w:r>
         <w:rPr>
-          <w:rFonts w:ascii="Arial" w:hAnsi="Arial" w:cs="Arial"/>
+          <w:rFonts w:ascii="Times New Roman" w:hAnsi="Times New Roman" w:cs="Times New Roman"/>
+          <w:sz w:val="27"/>
+          <w:szCs w:val="27"/>
           <w:shd w:val="clear" w:color="auto" w:fill="FFFFFF"/>
         </w:rPr>
         <w:t>Rs</w:t>
@@ -823,10 +1150,524 @@
       <w:proofErr w:type="spellEnd"/>
       <w:r>
         <w:rPr>
-          <w:rFonts w:ascii="Arial" w:hAnsi="Arial" w:cs="Arial"/>
+          <w:rFonts w:ascii="Times New Roman" w:hAnsi="Times New Roman" w:cs="Times New Roman"/>
+          <w:sz w:val="27"/>
+          <w:szCs w:val="27"/>
           <w:shd w:val="clear" w:color="auto" w:fill="FFFFFF"/>
         </w:rPr>
         <w:t>. 30 per kg. His profit percent is:</w:t>
+      </w:r>
+    </w:p>
+    <w:p>
+      <w:pPr>
+        <w:pStyle w:val="Heading1"/>
+      </w:pPr>
+      <w:proofErr w:type="spellStart"/>
+      <w:r>
+        <w:t>GeeksforGeeks</w:t>
+      </w:r>
+      <w:proofErr w:type="spellEnd"/>
+    </w:p>
+    <w:p/>
+    <w:p>
+      <w:pPr>
+        <w:pStyle w:val="ListParagraph"/>
+        <w:numPr>
+          <w:ilvl w:val="0"/>
+          <w:numId w:val="2"/>
+        </w:numPr>
+        <w:jc w:val="both"/>
+        <w:rPr>
+          <w:rFonts w:ascii="Times New Roman" w:hAnsi="Times New Roman" w:cs="Times New Roman"/>
+          <w:color w:val="000000" w:themeColor="text1"/>
+          <w:highlight w:val="lightGray"/>
+        </w:rPr>
+      </w:pPr>
+      <w:r>
+        <w:rPr>
+          <w:rFonts w:ascii="Times New Roman" w:hAnsi="Times New Roman" w:cs="Times New Roman"/>
+          <w:color w:val="000000" w:themeColor="text1"/>
+          <w:spacing w:val="2"/>
+          <w:sz w:val="27"/>
+          <w:szCs w:val="27"/>
+          <w:highlight w:val="lightGray"/>
+          <w:shd w:val="clear" w:color="auto" w:fill="131417"/>
+        </w:rPr>
+        <w:t xml:space="preserve">A person buys a pen from a wholesaler at </w:t>
+      </w:r>
+      <w:proofErr w:type="spellStart"/>
+      <w:r>
+        <w:rPr>
+          <w:rFonts w:ascii="Times New Roman" w:hAnsi="Times New Roman" w:cs="Times New Roman"/>
+          <w:color w:val="000000" w:themeColor="text1"/>
+          <w:spacing w:val="2"/>
+          <w:sz w:val="27"/>
+          <w:szCs w:val="27"/>
+          <w:highlight w:val="lightGray"/>
+          <w:shd w:val="clear" w:color="auto" w:fill="131417"/>
+        </w:rPr>
+        <w:t>Rs</w:t>
+      </w:r>
+      <w:proofErr w:type="spellEnd"/>
+      <w:r>
+        <w:rPr>
+          <w:rFonts w:ascii="Times New Roman" w:hAnsi="Times New Roman" w:cs="Times New Roman"/>
+          <w:color w:val="000000" w:themeColor="text1"/>
+          <w:spacing w:val="2"/>
+          <w:sz w:val="27"/>
+          <w:szCs w:val="27"/>
+          <w:highlight w:val="lightGray"/>
+          <w:shd w:val="clear" w:color="auto" w:fill="131417"/>
+        </w:rPr>
+        <w:t xml:space="preserve">. 10 for 20 pens. He sells those pens at </w:t>
+      </w:r>
+      <w:proofErr w:type="spellStart"/>
+      <w:r>
+        <w:rPr>
+          <w:rFonts w:ascii="Times New Roman" w:hAnsi="Times New Roman" w:cs="Times New Roman"/>
+          <w:color w:val="000000" w:themeColor="text1"/>
+          <w:spacing w:val="2"/>
+          <w:sz w:val="27"/>
+          <w:szCs w:val="27"/>
+          <w:highlight w:val="lightGray"/>
+          <w:shd w:val="clear" w:color="auto" w:fill="131417"/>
+        </w:rPr>
+        <w:t>Rs</w:t>
+      </w:r>
+      <w:proofErr w:type="spellEnd"/>
+      <w:r>
+        <w:rPr>
+          <w:rFonts w:ascii="Times New Roman" w:hAnsi="Times New Roman" w:cs="Times New Roman"/>
+          <w:color w:val="000000" w:themeColor="text1"/>
+          <w:spacing w:val="2"/>
+          <w:sz w:val="27"/>
+          <w:szCs w:val="27"/>
+          <w:highlight w:val="lightGray"/>
+          <w:shd w:val="clear" w:color="auto" w:fill="131417"/>
+        </w:rPr>
+        <w:t>. 10 for 15 pens. Find his profit or loss percent.</w:t>
+      </w:r>
+    </w:p>
+    <w:p>
+      <w:pPr>
+        <w:pStyle w:val="ListParagraph"/>
+        <w:jc w:val="both"/>
+        <w:rPr>
+          <w:rFonts w:ascii="Times New Roman" w:hAnsi="Times New Roman" w:cs="Times New Roman"/>
+          <w:color w:val="000000" w:themeColor="text1"/>
+          <w:highlight w:val="lightGray"/>
+        </w:rPr>
+      </w:pPr>
+    </w:p>
+    <w:p>
+      <w:pPr>
+        <w:pStyle w:val="ListParagraph"/>
+        <w:numPr>
+          <w:ilvl w:val="0"/>
+          <w:numId w:val="2"/>
+        </w:numPr>
+        <w:jc w:val="both"/>
+        <w:rPr>
+          <w:rFonts w:ascii="Times New Roman" w:hAnsi="Times New Roman" w:cs="Times New Roman"/>
+          <w:color w:val="000000" w:themeColor="text1"/>
+          <w:highlight w:val="lightGray"/>
+        </w:rPr>
+      </w:pPr>
+      <w:r>
+        <w:rPr>
+          <w:rFonts w:ascii="Times New Roman" w:hAnsi="Times New Roman" w:cs="Times New Roman"/>
+          <w:color w:val="000000" w:themeColor="text1"/>
+          <w:spacing w:val="2"/>
+          <w:sz w:val="27"/>
+          <w:szCs w:val="27"/>
+          <w:highlight w:val="lightGray"/>
+          <w:shd w:val="clear" w:color="auto" w:fill="131417"/>
+        </w:rPr>
+        <w:t xml:space="preserve">A dealer incurs a loss of 5 % if he sells an article for </w:t>
+      </w:r>
+      <w:proofErr w:type="spellStart"/>
+      <w:r>
+        <w:rPr>
+          <w:rFonts w:ascii="Times New Roman" w:hAnsi="Times New Roman" w:cs="Times New Roman"/>
+          <w:color w:val="000000" w:themeColor="text1"/>
+          <w:spacing w:val="2"/>
+          <w:sz w:val="27"/>
+          <w:szCs w:val="27"/>
+          <w:highlight w:val="lightGray"/>
+          <w:shd w:val="clear" w:color="auto" w:fill="131417"/>
+        </w:rPr>
+        <w:t>Rs</w:t>
+      </w:r>
+      <w:proofErr w:type="spellEnd"/>
+      <w:r>
+        <w:rPr>
+          <w:rFonts w:ascii="Times New Roman" w:hAnsi="Times New Roman" w:cs="Times New Roman"/>
+          <w:color w:val="000000" w:themeColor="text1"/>
+          <w:spacing w:val="2"/>
+          <w:sz w:val="27"/>
+          <w:szCs w:val="27"/>
+          <w:highlight w:val="lightGray"/>
+          <w:shd w:val="clear" w:color="auto" w:fill="131417"/>
+        </w:rPr>
+        <w:t xml:space="preserve">. 1805. What price must he sell the article </w:t>
+      </w:r>
+      <w:proofErr w:type="gramStart"/>
+      <w:r>
+        <w:rPr>
+          <w:rFonts w:ascii="Times New Roman" w:hAnsi="Times New Roman" w:cs="Times New Roman"/>
+          <w:color w:val="000000" w:themeColor="text1"/>
+          <w:spacing w:val="2"/>
+          <w:sz w:val="27"/>
+          <w:szCs w:val="27"/>
+          <w:highlight w:val="lightGray"/>
+          <w:shd w:val="clear" w:color="auto" w:fill="131417"/>
+        </w:rPr>
+        <w:t>so as to</w:t>
+      </w:r>
+      <w:proofErr w:type="gramEnd"/>
+      <w:r>
+        <w:rPr>
+          <w:rFonts w:ascii="Times New Roman" w:hAnsi="Times New Roman" w:cs="Times New Roman"/>
+          <w:color w:val="000000" w:themeColor="text1"/>
+          <w:spacing w:val="2"/>
+          <w:sz w:val="27"/>
+          <w:szCs w:val="27"/>
+          <w:highlight w:val="lightGray"/>
+          <w:shd w:val="clear" w:color="auto" w:fill="131417"/>
+        </w:rPr>
+        <w:t xml:space="preserve"> gain 5 % on that article? </w:t>
+      </w:r>
+    </w:p>
+    <w:p>
+      <w:pPr>
+        <w:pStyle w:val="ListParagraph"/>
+        <w:jc w:val="both"/>
+        <w:rPr>
+          <w:rFonts w:ascii="Times New Roman" w:hAnsi="Times New Roman" w:cs="Times New Roman"/>
+          <w:color w:val="000000" w:themeColor="text1"/>
+          <w:highlight w:val="lightGray"/>
+        </w:rPr>
+      </w:pPr>
+    </w:p>
+    <w:p>
+      <w:pPr>
+        <w:pStyle w:val="ListParagraph"/>
+        <w:numPr>
+          <w:ilvl w:val="0"/>
+          <w:numId w:val="2"/>
+        </w:numPr>
+        <w:jc w:val="both"/>
+        <w:rPr>
+          <w:rFonts w:ascii="Times New Roman" w:hAnsi="Times New Roman" w:cs="Times New Roman"/>
+          <w:color w:val="000000" w:themeColor="text1"/>
+          <w:highlight w:val="lightGray"/>
+        </w:rPr>
+      </w:pPr>
+      <w:r>
+        <w:rPr>
+          <w:rFonts w:ascii="Times New Roman" w:hAnsi="Times New Roman" w:cs="Times New Roman"/>
+          <w:color w:val="000000" w:themeColor="text1"/>
+          <w:spacing w:val="2"/>
+          <w:sz w:val="27"/>
+          <w:szCs w:val="27"/>
+          <w:highlight w:val="lightGray"/>
+          <w:shd w:val="clear" w:color="auto" w:fill="131417"/>
+        </w:rPr>
+        <w:t>If the cost price of an article is 67 % of the selling price, what is the profit percent? </w:t>
+      </w:r>
+    </w:p>
+    <w:p>
+      <w:pPr>
+        <w:pStyle w:val="ListParagraph"/>
+        <w:jc w:val="both"/>
+        <w:rPr>
+          <w:rFonts w:ascii="Times New Roman" w:hAnsi="Times New Roman" w:cs="Times New Roman"/>
+          <w:color w:val="000000" w:themeColor="text1"/>
+          <w:highlight w:val="lightGray"/>
+        </w:rPr>
+      </w:pPr>
+    </w:p>
+    <w:p>
+      <w:pPr>
+        <w:pStyle w:val="ListParagraph"/>
+        <w:numPr>
+          <w:ilvl w:val="0"/>
+          <w:numId w:val="2"/>
+        </w:numPr>
+        <w:jc w:val="both"/>
+        <w:rPr>
+          <w:rFonts w:ascii="Times New Roman" w:hAnsi="Times New Roman" w:cs="Times New Roman"/>
+          <w:color w:val="000000" w:themeColor="text1"/>
+          <w:highlight w:val="lightGray"/>
+        </w:rPr>
+      </w:pPr>
+      <w:r>
+        <w:rPr>
+          <w:rFonts w:ascii="Times New Roman" w:hAnsi="Times New Roman" w:cs="Times New Roman"/>
+          <w:color w:val="000000" w:themeColor="text1"/>
+          <w:spacing w:val="2"/>
+          <w:sz w:val="27"/>
+          <w:szCs w:val="27"/>
+          <w:highlight w:val="lightGray"/>
+          <w:shd w:val="clear" w:color="auto" w:fill="131417"/>
+        </w:rPr>
+        <w:t xml:space="preserve">A shopkeeper purchased two varieties of rice, 80 KG at </w:t>
+      </w:r>
+      <w:proofErr w:type="spellStart"/>
+      <w:r>
+        <w:rPr>
+          <w:rFonts w:ascii="Times New Roman" w:hAnsi="Times New Roman" w:cs="Times New Roman"/>
+          <w:color w:val="000000" w:themeColor="text1"/>
+          <w:spacing w:val="2"/>
+          <w:sz w:val="27"/>
+          <w:szCs w:val="27"/>
+          <w:highlight w:val="lightGray"/>
+          <w:shd w:val="clear" w:color="auto" w:fill="131417"/>
+        </w:rPr>
+        <w:t>Rs</w:t>
+      </w:r>
+      <w:proofErr w:type="spellEnd"/>
+      <w:r>
+        <w:rPr>
+          <w:rFonts w:ascii="Times New Roman" w:hAnsi="Times New Roman" w:cs="Times New Roman"/>
+          <w:color w:val="000000" w:themeColor="text1"/>
+          <w:spacing w:val="2"/>
+          <w:sz w:val="27"/>
+          <w:szCs w:val="27"/>
+          <w:highlight w:val="lightGray"/>
+          <w:shd w:val="clear" w:color="auto" w:fill="131417"/>
+        </w:rPr>
+        <w:t xml:space="preserve">. 13.50 per KG and 120 KG at </w:t>
+      </w:r>
+      <w:proofErr w:type="spellStart"/>
+      <w:r>
+        <w:rPr>
+          <w:rFonts w:ascii="Times New Roman" w:hAnsi="Times New Roman" w:cs="Times New Roman"/>
+          <w:color w:val="000000" w:themeColor="text1"/>
+          <w:spacing w:val="2"/>
+          <w:sz w:val="27"/>
+          <w:szCs w:val="27"/>
+          <w:highlight w:val="lightGray"/>
+          <w:shd w:val="clear" w:color="auto" w:fill="131417"/>
+        </w:rPr>
+        <w:t>Rs</w:t>
+      </w:r>
+      <w:proofErr w:type="spellEnd"/>
+      <w:r>
+        <w:rPr>
+          <w:rFonts w:ascii="Times New Roman" w:hAnsi="Times New Roman" w:cs="Times New Roman"/>
+          <w:color w:val="000000" w:themeColor="text1"/>
+          <w:spacing w:val="2"/>
+          <w:sz w:val="27"/>
+          <w:szCs w:val="27"/>
+          <w:highlight w:val="lightGray"/>
+          <w:shd w:val="clear" w:color="auto" w:fill="131417"/>
+        </w:rPr>
+        <w:t xml:space="preserve">. 16 per KG. The shopkeeper being </w:t>
+      </w:r>
+      <w:proofErr w:type="gramStart"/>
+      <w:r>
+        <w:rPr>
+          <w:rFonts w:ascii="Times New Roman" w:hAnsi="Times New Roman" w:cs="Times New Roman"/>
+          <w:color w:val="000000" w:themeColor="text1"/>
+          <w:spacing w:val="2"/>
+          <w:sz w:val="27"/>
+          <w:szCs w:val="27"/>
+          <w:highlight w:val="lightGray"/>
+          <w:shd w:val="clear" w:color="auto" w:fill="131417"/>
+        </w:rPr>
+        <w:t>greedy,</w:t>
+      </w:r>
+      <w:proofErr w:type="gramEnd"/>
+      <w:r>
+        <w:rPr>
+          <w:rFonts w:ascii="Times New Roman" w:hAnsi="Times New Roman" w:cs="Times New Roman"/>
+          <w:color w:val="000000" w:themeColor="text1"/>
+          <w:spacing w:val="2"/>
+          <w:sz w:val="27"/>
+          <w:szCs w:val="27"/>
+          <w:highlight w:val="lightGray"/>
+          <w:shd w:val="clear" w:color="auto" w:fill="131417"/>
+        </w:rPr>
+        <w:t xml:space="preserve"> mixed the two </w:t>
+      </w:r>
+      <w:bookmarkStart w:id="0" w:name="_GoBack"/>
+      <w:r>
+        <w:rPr>
+          <w:rFonts w:ascii="Times New Roman" w:hAnsi="Times New Roman" w:cs="Times New Roman"/>
+          <w:color w:val="000000" w:themeColor="text1"/>
+          <w:spacing w:val="2"/>
+          <w:sz w:val="27"/>
+          <w:szCs w:val="27"/>
+          <w:highlight w:val="lightGray"/>
+          <w:shd w:val="clear" w:color="auto" w:fill="131417"/>
+        </w:rPr>
+        <w:t xml:space="preserve">varieties of rice and sold the mixture at a gain of 16 %. Find the per KG </w:t>
+      </w:r>
+      <w:bookmarkEnd w:id="0"/>
+      <w:r>
+        <w:rPr>
+          <w:rFonts w:ascii="Times New Roman" w:hAnsi="Times New Roman" w:cs="Times New Roman"/>
+          <w:color w:val="000000" w:themeColor="text1"/>
+          <w:spacing w:val="2"/>
+          <w:sz w:val="27"/>
+          <w:szCs w:val="27"/>
+          <w:highlight w:val="lightGray"/>
+          <w:shd w:val="clear" w:color="auto" w:fill="131417"/>
+        </w:rPr>
+        <w:t>selling price of the mixture</w:t>
+      </w:r>
+    </w:p>
+    <w:p>
+      <w:pPr>
+        <w:pStyle w:val="ListParagraph"/>
+        <w:jc w:val="both"/>
+        <w:rPr>
+          <w:rFonts w:ascii="Times New Roman" w:hAnsi="Times New Roman" w:cs="Times New Roman"/>
+          <w:color w:val="000000" w:themeColor="text1"/>
+          <w:highlight w:val="lightGray"/>
+        </w:rPr>
+      </w:pPr>
+    </w:p>
+    <w:p>
+      <w:pPr>
+        <w:pStyle w:val="ListParagraph"/>
+        <w:numPr>
+          <w:ilvl w:val="0"/>
+          <w:numId w:val="2"/>
+        </w:numPr>
+        <w:jc w:val="both"/>
+        <w:rPr>
+          <w:rFonts w:ascii="Times New Roman" w:hAnsi="Times New Roman" w:cs="Times New Roman"/>
+          <w:color w:val="000000" w:themeColor="text1"/>
+          <w:highlight w:val="lightGray"/>
+        </w:rPr>
+      </w:pPr>
+      <w:r>
+        <w:rPr>
+          <w:rFonts w:ascii="Times New Roman" w:hAnsi="Times New Roman" w:cs="Times New Roman"/>
+          <w:color w:val="000000" w:themeColor="text1"/>
+          <w:spacing w:val="2"/>
+          <w:sz w:val="27"/>
+          <w:szCs w:val="27"/>
+          <w:highlight w:val="lightGray"/>
+          <w:shd w:val="clear" w:color="auto" w:fill="131417"/>
+        </w:rPr>
+        <w:t>A seller claims to sell at cost price but gives 750 gm for each KG. Find his gain percent. </w:t>
+      </w:r>
+    </w:p>
+    <w:p>
+      <w:pPr>
+        <w:pStyle w:val="ListParagraph"/>
+        <w:jc w:val="both"/>
+        <w:rPr>
+          <w:rFonts w:ascii="Times New Roman" w:hAnsi="Times New Roman" w:cs="Times New Roman"/>
+          <w:color w:val="000000" w:themeColor="text1"/>
+          <w:highlight w:val="lightGray"/>
+        </w:rPr>
+      </w:pPr>
+    </w:p>
+    <w:p>
+      <w:pPr>
+        <w:pStyle w:val="ListParagraph"/>
+        <w:numPr>
+          <w:ilvl w:val="0"/>
+          <w:numId w:val="2"/>
+        </w:numPr>
+        <w:jc w:val="both"/>
+        <w:rPr>
+          <w:rFonts w:ascii="Times New Roman" w:hAnsi="Times New Roman" w:cs="Times New Roman"/>
+          <w:color w:val="000000" w:themeColor="text1"/>
+          <w:highlight w:val="lightGray"/>
+        </w:rPr>
+      </w:pPr>
+      <w:r>
+        <w:rPr>
+          <w:rFonts w:ascii="Times New Roman" w:hAnsi="Times New Roman" w:cs="Times New Roman"/>
+          <w:color w:val="000000" w:themeColor="text1"/>
+          <w:spacing w:val="2"/>
+          <w:sz w:val="27"/>
+          <w:szCs w:val="27"/>
+          <w:highlight w:val="lightGray"/>
+          <w:shd w:val="clear" w:color="auto" w:fill="131417"/>
+        </w:rPr>
+        <w:t>A man sold two watches at the same price, one at a 10 % profit and the other at a 10 % loss. Find his overall gain or loss percentage.</w:t>
+      </w:r>
+    </w:p>
+    <w:p>
+      <w:pPr>
+        <w:pStyle w:val="ListParagraph"/>
+        <w:jc w:val="both"/>
+        <w:rPr>
+          <w:rFonts w:ascii="Times New Roman" w:hAnsi="Times New Roman" w:cs="Times New Roman"/>
+          <w:color w:val="000000" w:themeColor="text1"/>
+          <w:highlight w:val="lightGray"/>
+        </w:rPr>
+      </w:pPr>
+    </w:p>
+    <w:p>
+      <w:pPr>
+        <w:pStyle w:val="ListParagraph"/>
+        <w:numPr>
+          <w:ilvl w:val="0"/>
+          <w:numId w:val="2"/>
+        </w:numPr>
+        <w:jc w:val="both"/>
+        <w:rPr>
+          <w:rFonts w:ascii="Times New Roman" w:hAnsi="Times New Roman" w:cs="Times New Roman"/>
+          <w:color w:val="000000" w:themeColor="text1"/>
+          <w:highlight w:val="lightGray"/>
+        </w:rPr>
+      </w:pPr>
+      <w:r>
+        <w:rPr>
+          <w:rFonts w:ascii="Times New Roman" w:hAnsi="Times New Roman" w:cs="Times New Roman"/>
+          <w:color w:val="000000" w:themeColor="text1"/>
+          <w:spacing w:val="2"/>
+          <w:sz w:val="27"/>
+          <w:szCs w:val="27"/>
+          <w:highlight w:val="lightGray"/>
+          <w:shd w:val="clear" w:color="auto" w:fill="131417"/>
+        </w:rPr>
+        <w:t>A shopkeeper gives two successive discounts of 20 % and 10 % on surplus stock. Further, he also gives a 5 % extra discount on cash payments. If a person buys a shirt from the surplus stock and pays in cash, what overall discount percent will he get on the shirt? </w:t>
+      </w:r>
+    </w:p>
+    <w:p>
+      <w:pPr>
+        <w:pStyle w:val="ListParagraph"/>
+        <w:jc w:val="both"/>
+        <w:rPr>
+          <w:rFonts w:ascii="Times New Roman" w:hAnsi="Times New Roman" w:cs="Times New Roman"/>
+          <w:color w:val="000000" w:themeColor="text1"/>
+          <w:highlight w:val="lightGray"/>
+        </w:rPr>
+      </w:pPr>
+    </w:p>
+    <w:p>
+      <w:pPr>
+        <w:pStyle w:val="ListParagraph"/>
+        <w:numPr>
+          <w:ilvl w:val="0"/>
+          <w:numId w:val="2"/>
+        </w:numPr>
+        <w:jc w:val="both"/>
+        <w:rPr>
+          <w:rFonts w:ascii="Times New Roman" w:hAnsi="Times New Roman" w:cs="Times New Roman"/>
+          <w:color w:val="000000" w:themeColor="text1"/>
+          <w:highlight w:val="lightGray"/>
+        </w:rPr>
+      </w:pPr>
+      <w:r>
+        <w:rPr>
+          <w:rFonts w:ascii="Times New Roman" w:hAnsi="Times New Roman" w:cs="Times New Roman"/>
+          <w:color w:val="000000" w:themeColor="text1"/>
+          <w:spacing w:val="2"/>
+          <w:sz w:val="27"/>
+          <w:szCs w:val="27"/>
+          <w:highlight w:val="lightGray"/>
+          <w:shd w:val="clear" w:color="auto" w:fill="131417"/>
+        </w:rPr>
+        <w:t>A dealer wants to mark the price of an article such that by offering a 5 % discount, he is able to get 33 % profit. Find the percent of CP above which the article should be marked. </w:t>
       </w:r>
     </w:p>
     <w:sectPr>
@@ -842,6 +1683,92 @@
 <file path=word/numbering.xml><?xml version="1.0" encoding="utf-8"?>
 <w:numbering xmlns:wpc="http://schemas.microsoft.com/office/word/2010/wordprocessingCanvas" xmlns:cx="http://schemas.microsoft.com/office/drawing/2014/chartex" xmlns:cx1="http://schemas.microsoft.com/office/drawing/2015/9/8/chartex" xmlns:mc="http://schemas.openxmlformats.org/markup-compatibility/2006" xmlns:o="urn:schemas-microsoft-com:office:office" xmlns:r="http://schemas.openxmlformats.org/officeDocument/2006/relationships" xmlns:m="http://schemas.openxmlformats.org/officeDocument/2006/math" xmlns:v="urn:schemas-microsoft-com:vml" xmlns:wp14="http://schemas.microsoft.com/office/word/2010/wordprocessingDrawing" xmlns:wp="http://schemas.openxmlformats.org/drawingml/2006/wordprocessingDrawing" xmlns:w10="urn:schemas-microsoft-com:office:word" xmlns:w="http://schemas.openxmlformats.org/wordprocessingml/2006/main" xmlns:w14="http://schemas.microsoft.com/office/word/2010/wordml" xmlns:w15="http://schemas.microsoft.com/office/word/2012/wordml" xmlns:w16se="http://schemas.microsoft.com/office/word/2015/wordml/symex" xmlns:wpg="http://schemas.microsoft.com/office/word/2010/wordprocessingGroup" xmlns:wpi="http://schemas.microsoft.com/office/word/2010/wordprocessingInk" xmlns:wne="http://schemas.microsoft.com/office/word/2006/wordml" xmlns:wps="http://schemas.microsoft.com/office/word/2010/wordprocessingShape" mc:Ignorable="w14 w15 w16se wp14">
   <w:abstractNum w:abstractNumId="0" w15:restartNumberingAfterBreak="0">
+    <w:nsid w:val="16FB5688"/>
+    <w:multiLevelType w:val="hybridMultilevel"/>
+    <w:tmpl w:val="D07CB342"/>
+    <w:lvl w:ilvl="0" w:tplc="4009000F">
+      <w:start w:val="1"/>
+      <w:numFmt w:val="decimal"/>
+      <w:lvlText w:val="%1."/>
+      <w:lvlJc w:val="left"/>
+      <w:pPr>
+        <w:ind w:left="720" w:hanging="360"/>
+      </w:pPr>
+    </w:lvl>
+    <w:lvl w:ilvl="1" w:tplc="40090019" w:tentative="1">
+      <w:start w:val="1"/>
+      <w:numFmt w:val="lowerLetter"/>
+      <w:lvlText w:val="%2."/>
+      <w:lvlJc w:val="left"/>
+      <w:pPr>
+        <w:ind w:left="1440" w:hanging="360"/>
+      </w:pPr>
+    </w:lvl>
+    <w:lvl w:ilvl="2" w:tplc="4009001B" w:tentative="1">
+      <w:start w:val="1"/>
+      <w:numFmt w:val="lowerRoman"/>
+      <w:lvlText w:val="%3."/>
+      <w:lvlJc w:val="right"/>
+      <w:pPr>
+        <w:ind w:left="2160" w:hanging="180"/>
+      </w:pPr>
+    </w:lvl>
+    <w:lvl w:ilvl="3" w:tplc="4009000F" w:tentative="1">
+      <w:start w:val="1"/>
+      <w:numFmt w:val="decimal"/>
+      <w:lvlText w:val="%4."/>
+      <w:lvlJc w:val="left"/>
+      <w:pPr>
+        <w:ind w:left="2880" w:hanging="360"/>
+      </w:pPr>
+    </w:lvl>
+    <w:lvl w:ilvl="4" w:tplc="40090019" w:tentative="1">
+      <w:start w:val="1"/>
+      <w:numFmt w:val="lowerLetter"/>
+      <w:lvlText w:val="%5."/>
+      <w:lvlJc w:val="left"/>
+      <w:pPr>
+        <w:ind w:left="3600" w:hanging="360"/>
+      </w:pPr>
+    </w:lvl>
+    <w:lvl w:ilvl="5" w:tplc="4009001B" w:tentative="1">
+      <w:start w:val="1"/>
+      <w:numFmt w:val="lowerRoman"/>
+      <w:lvlText w:val="%6."/>
+      <w:lvlJc w:val="right"/>
+      <w:pPr>
+        <w:ind w:left="4320" w:hanging="180"/>
+      </w:pPr>
+    </w:lvl>
+    <w:lvl w:ilvl="6" w:tplc="4009000F" w:tentative="1">
+      <w:start w:val="1"/>
+      <w:numFmt w:val="decimal"/>
+      <w:lvlText w:val="%7."/>
+      <w:lvlJc w:val="left"/>
+      <w:pPr>
+        <w:ind w:left="5040" w:hanging="360"/>
+      </w:pPr>
+    </w:lvl>
+    <w:lvl w:ilvl="7" w:tplc="40090019" w:tentative="1">
+      <w:start w:val="1"/>
+      <w:numFmt w:val="lowerLetter"/>
+      <w:lvlText w:val="%8."/>
+      <w:lvlJc w:val="left"/>
+      <w:pPr>
+        <w:ind w:left="5760" w:hanging="360"/>
+      </w:pPr>
+    </w:lvl>
+    <w:lvl w:ilvl="8" w:tplc="4009001B" w:tentative="1">
+      <w:start w:val="1"/>
+      <w:numFmt w:val="lowerRoman"/>
+      <w:lvlText w:val="%9."/>
+      <w:lvlJc w:val="right"/>
+      <w:pPr>
+        <w:ind w:left="6480" w:hanging="180"/>
+      </w:pPr>
+    </w:lvl>
+  </w:abstractNum>
+  <w:abstractNum w:abstractNumId="1" w15:restartNumberingAfterBreak="0">
     <w:nsid w:val="2DDD295E"/>
     <w:multiLevelType w:val="hybridMultilevel"/>
     <w:tmpl w:val="7754645A"/>
@@ -928,6 +1855,9 @@
     </w:lvl>
   </w:abstractNum>
   <w:num w:numId="1">
+    <w:abstractNumId w:val="1"/>
+  </w:num>
+  <w:num w:numId="2">
     <w:abstractNumId w:val="0"/>
   </w:num>
 </w:numbering>
